--- a/Files/06 - Yom Tov/04 - Shavuos/5783/Shavuos 5783.docx
+++ b/Files/06 - Yom Tov/04 - Shavuos/5783/Shavuos 5783.docx
@@ -2315,43 +2315,623 @@
           <w:rFonts w:ascii="Times New Roman" w:hAnsi="Times New Roman" w:cs="Times New Roman" w:hint="cs"/>
           <w:rtl/>
         </w:rPr>
+        <w:t xml:space="preserve">טענה </w:t>
+      </w:r>
+      <w:r>
+        <w:rPr>
+          <w:rFonts w:ascii="Times New Roman" w:hAnsi="Times New Roman" w:cs="Times New Roman"/>
+        </w:rPr>
+        <w:t xml:space="preserve">was a simple one. There </w:t>
+      </w:r>
+      <w:r>
+        <w:rPr>
+          <w:rFonts w:ascii="Times New Roman" w:hAnsi="Times New Roman" w:cs="Times New Roman"/>
+        </w:rPr>
+        <w:t>were</w:t>
+      </w:r>
+      <w:r>
+        <w:rPr>
+          <w:rFonts w:ascii="Times New Roman" w:hAnsi="Times New Roman" w:cs="Times New Roman"/>
+        </w:rPr>
+        <w:t xml:space="preserve"> two options here. There</w:t>
+      </w:r>
+      <w:r>
+        <w:rPr>
+          <w:rFonts w:ascii="Times New Roman" w:hAnsi="Times New Roman" w:cs="Times New Roman"/>
+        </w:rPr>
+        <w:t xml:space="preserve"> wa</w:t>
+      </w:r>
+      <w:r>
+        <w:rPr>
+          <w:rFonts w:ascii="Times New Roman" w:hAnsi="Times New Roman" w:cs="Times New Roman"/>
+        </w:rPr>
+        <w:t xml:space="preserve">s an option to </w:t>
+      </w:r>
+      <w:r>
+        <w:rPr>
+          <w:rFonts w:ascii="Times New Roman" w:hAnsi="Times New Roman" w:cs="Times New Roman"/>
+        </w:rPr>
+        <w:t xml:space="preserve">leave the </w:t>
+      </w:r>
+      <w:r>
+        <w:rPr>
+          <w:rFonts w:ascii="Times New Roman" w:hAnsi="Times New Roman" w:cs="Times New Roman"/>
+        </w:rPr>
+        <w:t>Torah</w:t>
+      </w:r>
+      <w:r>
+        <w:rPr>
+          <w:rFonts w:ascii="Times New Roman" w:hAnsi="Times New Roman" w:cs="Times New Roman"/>
+        </w:rPr>
+        <w:t xml:space="preserve"> with the </w:t>
+      </w:r>
+      <w:r>
+        <w:rPr>
+          <w:rFonts w:ascii="Times New Roman" w:hAnsi="Times New Roman" w:cs="Times New Roman" w:hint="cs"/>
+          <w:rtl/>
+        </w:rPr>
+        <w:t>מלאכים</w:t>
+      </w:r>
+      <w:r>
+        <w:rPr>
+          <w:rFonts w:ascii="Times New Roman" w:hAnsi="Times New Roman" w:cs="Times New Roman"/>
+        </w:rPr>
+        <w:t xml:space="preserve"> who would only </w:t>
+      </w:r>
+      <w:r>
+        <w:rPr>
+          <w:rFonts w:ascii="Times New Roman" w:hAnsi="Times New Roman" w:cs="Times New Roman"/>
+        </w:rPr>
+        <w:t xml:space="preserve">be </w:t>
+      </w:r>
+      <w:r>
+        <w:rPr>
+          <w:rFonts w:ascii="Times New Roman" w:hAnsi="Times New Roman" w:cs="Times New Roman" w:hint="cs"/>
+          <w:rtl/>
+        </w:rPr>
+        <w:t>מקיים</w:t>
+      </w:r>
+      <w:r>
+        <w:rPr>
+          <w:rFonts w:ascii="Times New Roman" w:hAnsi="Times New Roman" w:cs="Times New Roman"/>
+        </w:rPr>
+        <w:t xml:space="preserve"> those parts of the </w:t>
+      </w:r>
+      <w:r>
+        <w:rPr>
+          <w:rFonts w:ascii="Times New Roman" w:hAnsi="Times New Roman" w:cs="Times New Roman"/>
+        </w:rPr>
+        <w:t>Torah</w:t>
+      </w:r>
+      <w:r>
+        <w:rPr>
+          <w:rFonts w:ascii="Times New Roman" w:hAnsi="Times New Roman" w:cs="Times New Roman"/>
+        </w:rPr>
+        <w:t xml:space="preserve"> that </w:t>
+      </w:r>
+      <w:r>
+        <w:rPr>
+          <w:rFonts w:ascii="Times New Roman" w:hAnsi="Times New Roman" w:cs="Times New Roman"/>
+        </w:rPr>
+        <w:t>they are able</w:t>
+      </w:r>
+      <w:r>
+        <w:rPr>
+          <w:rFonts w:ascii="Times New Roman" w:hAnsi="Times New Roman" w:cs="Times New Roman"/>
+        </w:rPr>
+        <w:t xml:space="preserve"> </w:t>
+      </w:r>
+      <w:r>
+        <w:rPr>
+          <w:rFonts w:ascii="Times New Roman" w:hAnsi="Times New Roman" w:cs="Times New Roman"/>
+        </w:rPr>
+        <w:t xml:space="preserve">to, but they would do so </w:t>
+      </w:r>
+      <w:r>
+        <w:rPr>
+          <w:rFonts w:ascii="Times New Roman" w:hAnsi="Times New Roman" w:cs="Times New Roman"/>
+        </w:rPr>
+        <w:t>perfectly</w:t>
+      </w:r>
+      <w:r>
+        <w:rPr>
+          <w:rFonts w:ascii="Times New Roman" w:hAnsi="Times New Roman" w:cs="Times New Roman"/>
+        </w:rPr>
+        <w:t>,</w:t>
+      </w:r>
+      <w:r>
+        <w:rPr>
+          <w:rFonts w:ascii="Times New Roman" w:hAnsi="Times New Roman" w:cs="Times New Roman"/>
+        </w:rPr>
+        <w:t xml:space="preserve"> </w:t>
+      </w:r>
+      <w:r>
+        <w:rPr>
+          <w:rFonts w:ascii="Times New Roman" w:hAnsi="Times New Roman" w:cs="Times New Roman"/>
+        </w:rPr>
+        <w:t xml:space="preserve">or it </w:t>
+      </w:r>
+      <w:r>
+        <w:rPr>
+          <w:rFonts w:ascii="Times New Roman" w:hAnsi="Times New Roman" w:cs="Times New Roman"/>
+        </w:rPr>
+        <w:t>could</w:t>
+      </w:r>
+      <w:r>
+        <w:rPr>
+          <w:rFonts w:ascii="Times New Roman" w:hAnsi="Times New Roman" w:cs="Times New Roman"/>
+        </w:rPr>
+        <w:t xml:space="preserve"> be given to people, who </w:t>
+      </w:r>
+      <w:r>
+        <w:rPr>
+          <w:rFonts w:ascii="Times New Roman" w:hAnsi="Times New Roman" w:cs="Times New Roman"/>
+        </w:rPr>
+        <w:t>would</w:t>
+      </w:r>
+      <w:r>
+        <w:rPr>
+          <w:rFonts w:ascii="Times New Roman" w:hAnsi="Times New Roman" w:cs="Times New Roman"/>
+        </w:rPr>
+        <w:t xml:space="preserve"> fulfill it to the best of their imperfect abilities.</w:t>
+      </w:r>
+      <w:r>
+        <w:rPr>
+          <w:rFonts w:ascii="Times New Roman" w:hAnsi="Times New Roman" w:cs="Times New Roman"/>
+        </w:rPr>
+        <w:t xml:space="preserve"> </w:t>
+      </w:r>
+      <w:r>
+        <w:rPr>
+          <w:rFonts w:ascii="Times New Roman" w:hAnsi="Times New Roman" w:cs="Times New Roman"/>
+        </w:rPr>
+        <w:t>No person can keep</w:t>
+      </w:r>
+      <w:r>
+        <w:rPr>
+          <w:rFonts w:ascii="Times New Roman" w:hAnsi="Times New Roman" w:cs="Times New Roman"/>
+        </w:rPr>
+        <w:t xml:space="preserve"> the entire </w:t>
+      </w:r>
+      <w:r>
+        <w:rPr>
+          <w:rFonts w:ascii="Times New Roman" w:hAnsi="Times New Roman" w:cs="Times New Roman"/>
+        </w:rPr>
+        <w:t>Torah</w:t>
+      </w:r>
+      <w:r>
+        <w:rPr>
+          <w:rFonts w:ascii="Times New Roman" w:hAnsi="Times New Roman" w:cs="Times New Roman"/>
+        </w:rPr>
+        <w:t xml:space="preserve">. And we know that we often fail in fulfilling the </w:t>
+      </w:r>
+      <w:r>
+        <w:rPr>
+          <w:rFonts w:ascii="Times New Roman" w:hAnsi="Times New Roman" w:cs="Times New Roman" w:hint="cs"/>
+          <w:rtl/>
+        </w:rPr>
+        <w:t>מצו</w:t>
+      </w:r>
+      <w:r>
+        <w:rPr>
+          <w:rFonts w:ascii="Times New Roman" w:hAnsi="Times New Roman" w:cs="Times New Roman" w:hint="cs"/>
+          <w:rtl/>
+        </w:rPr>
+        <w:t>ו</w:t>
+      </w:r>
+      <w:r>
+        <w:rPr>
+          <w:rFonts w:ascii="Times New Roman" w:hAnsi="Times New Roman" w:cs="Times New Roman" w:hint="cs"/>
+          <w:rtl/>
+        </w:rPr>
+        <w:t>ת</w:t>
+      </w:r>
+      <w:r>
+        <w:rPr>
+          <w:rFonts w:ascii="Times New Roman" w:hAnsi="Times New Roman" w:cs="Times New Roman"/>
+        </w:rPr>
+        <w:t xml:space="preserve"> of both </w:t>
+      </w:r>
+      <w:r>
+        <w:rPr>
+          <w:rFonts w:ascii="Times New Roman" w:hAnsi="Times New Roman" w:cs="Times New Roman" w:hint="cs"/>
+          <w:rtl/>
+        </w:rPr>
+        <w:t>תורה</w:t>
+      </w:r>
+      <w:r>
+        <w:rPr>
+          <w:rFonts w:ascii="Times New Roman" w:hAnsi="Times New Roman" w:cs="Times New Roman"/>
+          <w:rtl/>
+        </w:rPr>
+        <w:t xml:space="preserve"> </w:t>
+      </w:r>
+      <w:r>
+        <w:rPr>
+          <w:rFonts w:ascii="Times New Roman" w:hAnsi="Times New Roman" w:cs="Times New Roman" w:hint="cs"/>
+          <w:rtl/>
+        </w:rPr>
+        <w:t>שבכתב</w:t>
+      </w:r>
+      <w:r>
+        <w:rPr>
+          <w:rFonts w:ascii="Times New Roman" w:hAnsi="Times New Roman" w:cs="Times New Roman"/>
+        </w:rPr>
+        <w:t xml:space="preserve"> and </w:t>
+      </w:r>
+      <w:r>
+        <w:rPr>
+          <w:rFonts w:ascii="Times New Roman" w:hAnsi="Times New Roman" w:cs="Times New Roman" w:hint="cs"/>
+          <w:rtl/>
+        </w:rPr>
+        <w:t>תורה</w:t>
+      </w:r>
+      <w:r>
+        <w:rPr>
+          <w:rFonts w:ascii="Times New Roman" w:hAnsi="Times New Roman" w:cs="Times New Roman"/>
+          <w:rtl/>
+        </w:rPr>
+        <w:t xml:space="preserve"> </w:t>
+      </w:r>
+      <w:r>
+        <w:rPr>
+          <w:rFonts w:ascii="Times New Roman" w:hAnsi="Times New Roman" w:cs="Times New Roman" w:hint="cs"/>
+          <w:rtl/>
+        </w:rPr>
+        <w:t>שבעל</w:t>
+      </w:r>
+      <w:r>
+        <w:rPr>
+          <w:rFonts w:ascii="Times New Roman" w:hAnsi="Times New Roman" w:cs="Times New Roman"/>
+          <w:rtl/>
+        </w:rPr>
+        <w:t xml:space="preserve"> </w:t>
+      </w:r>
+      <w:r>
+        <w:rPr>
+          <w:rFonts w:ascii="Times New Roman" w:hAnsi="Times New Roman" w:cs="Times New Roman" w:hint="cs"/>
+          <w:rtl/>
+        </w:rPr>
+        <w:t>פה</w:t>
+      </w:r>
+      <w:r>
+        <w:rPr>
+          <w:rFonts w:ascii="Times New Roman" w:hAnsi="Times New Roman" w:cs="Times New Roman"/>
+        </w:rPr>
+        <w:t>. A person</w:t>
+      </w:r>
+      <w:r>
+        <w:rPr>
+          <w:rFonts w:ascii="Times New Roman" w:hAnsi="Times New Roman" w:cs="Times New Roman"/>
+        </w:rPr>
+        <w:t>’</w:t>
+      </w:r>
+      <w:r>
+        <w:rPr>
+          <w:rFonts w:ascii="Times New Roman" w:hAnsi="Times New Roman" w:cs="Times New Roman"/>
+        </w:rPr>
+        <w:t xml:space="preserve">s </w:t>
+      </w:r>
+      <w:r>
+        <w:rPr>
+          <w:rFonts w:ascii="Times New Roman" w:hAnsi="Times New Roman" w:cs="Times New Roman" w:hint="cs"/>
+          <w:rtl/>
+        </w:rPr>
+        <w:t>נטיה</w:t>
+      </w:r>
+      <w:r>
+        <w:rPr>
+          <w:rFonts w:ascii="Times New Roman" w:hAnsi="Times New Roman" w:cs="Times New Roman"/>
+        </w:rPr>
+        <w:t xml:space="preserve"> is to do </w:t>
+      </w:r>
+      <w:r>
+        <w:rPr>
+          <w:rFonts w:ascii="Times New Roman" w:hAnsi="Times New Roman" w:cs="Times New Roman" w:hint="cs"/>
+          <w:rtl/>
+        </w:rPr>
+        <w:t>עבירות</w:t>
+      </w:r>
+      <w:r>
+        <w:rPr>
+          <w:rFonts w:ascii="Times New Roman" w:hAnsi="Times New Roman" w:cs="Times New Roman"/>
+        </w:rPr>
+        <w:t xml:space="preserve"> and not to keep the </w:t>
+      </w:r>
+      <w:r>
+        <w:rPr>
+          <w:rFonts w:ascii="Times New Roman" w:hAnsi="Times New Roman" w:cs="Times New Roman"/>
+        </w:rPr>
+        <w:t>Torah</w:t>
+      </w:r>
+      <w:r>
+        <w:rPr>
+          <w:rFonts w:ascii="Times New Roman" w:hAnsi="Times New Roman" w:cs="Times New Roman"/>
+        </w:rPr>
+        <w:t>.</w:t>
+      </w:r>
+      <w:r>
+        <w:rPr>
+          <w:rFonts w:ascii="Times New Roman" w:hAnsi="Times New Roman" w:cs="Times New Roman"/>
+        </w:rPr>
+        <w:t xml:space="preserve"> So when </w:t>
+      </w:r>
+      <w:r>
+        <w:rPr>
+          <w:rFonts w:ascii="Times New Roman" w:hAnsi="Times New Roman" w:cs="Times New Roman" w:hint="cs"/>
+          <w:rtl/>
+        </w:rPr>
+        <w:t>הקדוש</w:t>
+      </w:r>
+      <w:r>
+        <w:rPr>
+          <w:rFonts w:ascii="Times New Roman" w:hAnsi="Times New Roman" w:cs="Times New Roman"/>
+          <w:rtl/>
+        </w:rPr>
+        <w:t xml:space="preserve"> </w:t>
+      </w:r>
+      <w:r>
+        <w:rPr>
+          <w:rFonts w:ascii="Times New Roman" w:hAnsi="Times New Roman" w:cs="Times New Roman" w:hint="cs"/>
+          <w:rtl/>
+        </w:rPr>
+        <w:t>ברוך</w:t>
+      </w:r>
+      <w:r>
+        <w:rPr>
+          <w:rFonts w:ascii="Times New Roman" w:hAnsi="Times New Roman" w:cs="Times New Roman"/>
+          <w:rtl/>
+        </w:rPr>
+        <w:t xml:space="preserve"> </w:t>
+      </w:r>
+      <w:r>
+        <w:rPr>
+          <w:rFonts w:ascii="Times New Roman" w:hAnsi="Times New Roman" w:cs="Times New Roman" w:hint="cs"/>
+          <w:rtl/>
+        </w:rPr>
+        <w:t>הוא</w:t>
+      </w:r>
+      <w:r>
+        <w:rPr>
+          <w:rFonts w:ascii="Times New Roman" w:hAnsi="Times New Roman" w:cs="Times New Roman"/>
+        </w:rPr>
+        <w:t xml:space="preserve"> said to</w:t>
+      </w:r>
+      <w:r>
+        <w:rPr>
+          <w:rFonts w:ascii="Times New Roman" w:hAnsi="Times New Roman" w:cs="Times New Roman"/>
+        </w:rPr>
+        <w:t xml:space="preserve"> Moshe</w:t>
+      </w:r>
+      <w:r>
+        <w:rPr>
+          <w:rFonts w:ascii="Times New Roman" w:hAnsi="Times New Roman" w:cs="Times New Roman"/>
+        </w:rPr>
+        <w:t xml:space="preserve"> </w:t>
+      </w:r>
+      <w:r>
+        <w:rPr>
+          <w:rFonts w:ascii="Times New Roman" w:hAnsi="Times New Roman" w:cs="Times New Roman" w:hint="cs"/>
+          <w:rtl/>
+        </w:rPr>
+        <w:t>הַחְזֵיר</w:t>
+      </w:r>
+      <w:r>
+        <w:rPr>
+          <w:rFonts w:ascii="Times New Roman" w:hAnsi="Times New Roman" w:cs="Times New Roman"/>
+          <w:rtl/>
+        </w:rPr>
+        <w:t xml:space="preserve"> </w:t>
+      </w:r>
+      <w:r>
+        <w:rPr>
+          <w:rFonts w:ascii="Times New Roman" w:hAnsi="Times New Roman" w:cs="Times New Roman" w:hint="cs"/>
+          <w:rtl/>
+        </w:rPr>
+        <w:t>לָהֶן</w:t>
+      </w:r>
+      <w:r>
+        <w:rPr>
+          <w:rFonts w:ascii="Times New Roman" w:hAnsi="Times New Roman" w:cs="Times New Roman"/>
+          <w:rtl/>
+        </w:rPr>
+        <w:t xml:space="preserve"> </w:t>
+      </w:r>
+      <w:r>
+        <w:rPr>
+          <w:rFonts w:ascii="Times New Roman" w:hAnsi="Times New Roman" w:cs="Times New Roman" w:hint="cs"/>
+          <w:rtl/>
+        </w:rPr>
+        <w:t>תְּשׁוּבָה</w:t>
+      </w:r>
+      <w:r>
+        <w:rPr>
+          <w:rFonts w:ascii="Times New Roman" w:hAnsi="Times New Roman" w:cs="Times New Roman"/>
+        </w:rPr>
+        <w:t xml:space="preserve"> -</w:t>
+      </w:r>
+      <w:r>
+        <w:rPr>
+          <w:rFonts w:ascii="Times New Roman" w:hAnsi="Times New Roman" w:cs="Times New Roman"/>
+        </w:rPr>
+        <w:t xml:space="preserve"> give them an answer</w:t>
+      </w:r>
+      <w:r>
+        <w:rPr>
+          <w:rFonts w:ascii="Times New Roman" w:hAnsi="Times New Roman" w:cs="Times New Roman"/>
+        </w:rPr>
+        <w:t>,</w:t>
+      </w:r>
+      <w:r>
+        <w:rPr>
+          <w:rFonts w:ascii="Times New Roman" w:hAnsi="Times New Roman" w:cs="Times New Roman"/>
+        </w:rPr>
+        <w:t xml:space="preserve"> </w:t>
+      </w:r>
+      <w:r>
+        <w:rPr>
+          <w:rFonts w:ascii="Times New Roman" w:hAnsi="Times New Roman" w:cs="Times New Roman"/>
+        </w:rPr>
+        <w:t>t</w:t>
+      </w:r>
+      <w:r>
+        <w:rPr>
+          <w:rFonts w:ascii="Times New Roman" w:hAnsi="Times New Roman" w:cs="Times New Roman"/>
+        </w:rPr>
+        <w:t xml:space="preserve">he word </w:t>
+      </w:r>
+      <w:r>
+        <w:rPr>
+          <w:rFonts w:ascii="Times New Roman" w:hAnsi="Times New Roman" w:cs="Times New Roman" w:hint="cs"/>
+          <w:rtl/>
+        </w:rPr>
+        <w:t>תשובה</w:t>
+      </w:r>
+      <w:r>
+        <w:rPr>
+          <w:rFonts w:ascii="Times New Roman" w:hAnsi="Times New Roman" w:cs="Times New Roman"/>
+        </w:rPr>
+        <w:t xml:space="preserve"> not only means give them an answer, but give the </w:t>
+      </w:r>
+      <w:r>
+        <w:rPr>
+          <w:rFonts w:ascii="Times New Roman" w:hAnsi="Times New Roman" w:cs="Times New Roman" w:hint="cs"/>
+          <w:rtl/>
+        </w:rPr>
+        <w:t>מלאכים</w:t>
+      </w:r>
+      <w:r>
+        <w:rPr>
+          <w:rFonts w:ascii="Times New Roman" w:hAnsi="Times New Roman" w:cs="Times New Roman"/>
+        </w:rPr>
+        <w:t xml:space="preserve"> the </w:t>
+      </w:r>
+      <w:r>
+        <w:rPr>
+          <w:rFonts w:ascii="Times New Roman" w:hAnsi="Times New Roman" w:cs="Times New Roman" w:hint="cs"/>
+          <w:rtl/>
+        </w:rPr>
+        <w:t>תירוץ</w:t>
+      </w:r>
+      <w:r>
+        <w:rPr>
+          <w:rFonts w:ascii="Times New Roman" w:hAnsi="Times New Roman" w:cs="Times New Roman"/>
+        </w:rPr>
+        <w:t xml:space="preserve"> that we can utilize</w:t>
+      </w:r>
+      <w:r>
+        <w:rPr>
+          <w:rFonts w:ascii="Times New Roman" w:hAnsi="Times New Roman" w:cs="Times New Roman"/>
+        </w:rPr>
+        <w:t xml:space="preserve"> </w:t>
+      </w:r>
+      <w:r>
+        <w:rPr>
+          <w:rFonts w:ascii="Times New Roman" w:hAnsi="Times New Roman" w:cs="Times New Roman" w:hint="cs"/>
+          <w:rtl/>
+        </w:rPr>
+        <w:t>תשובה</w:t>
+      </w:r>
+      <w:r>
+        <w:rPr>
+          <w:rFonts w:ascii="Times New Roman" w:hAnsi="Times New Roman" w:cs="Times New Roman"/>
+        </w:rPr>
+        <w:t xml:space="preserve"> to defeat the </w:t>
+      </w:r>
+      <w:r>
+        <w:rPr>
+          <w:rFonts w:ascii="Times New Roman" w:hAnsi="Times New Roman" w:cs="Times New Roman" w:hint="cs"/>
+          <w:rtl/>
+        </w:rPr>
+        <w:t>מלאכים</w:t>
+      </w:r>
+      <w:r>
+        <w:rPr>
+          <w:rFonts w:ascii="Times New Roman" w:hAnsi="Times New Roman" w:cs="Times New Roman"/>
+        </w:rPr>
+        <w:t xml:space="preserve"> in their </w:t>
+      </w:r>
+      <w:r>
+        <w:rPr>
+          <w:rFonts w:ascii="Times New Roman" w:hAnsi="Times New Roman" w:cs="Times New Roman" w:hint="cs"/>
+          <w:rtl/>
+        </w:rPr>
         <w:t>טענה</w:t>
       </w:r>
       <w:r>
         <w:rPr>
           <w:rFonts w:ascii="Times New Roman" w:hAnsi="Times New Roman" w:cs="Times New Roman"/>
         </w:rPr>
-        <w:t xml:space="preserve">was a simple one. There </w:t>
-      </w:r>
-      <w:r>
-        <w:rPr>
-          <w:rFonts w:ascii="Times New Roman" w:hAnsi="Times New Roman" w:cs="Times New Roman"/>
-        </w:rPr>
-        <w:t>were</w:t>
-      </w:r>
-      <w:r>
-        <w:rPr>
-          <w:rFonts w:ascii="Times New Roman" w:hAnsi="Times New Roman" w:cs="Times New Roman"/>
-        </w:rPr>
-        <w:t xml:space="preserve"> two options here. There</w:t>
-      </w:r>
-      <w:r>
-        <w:rPr>
-          <w:rFonts w:ascii="Times New Roman" w:hAnsi="Times New Roman" w:cs="Times New Roman"/>
-        </w:rPr>
-        <w:t xml:space="preserve"> wa</w:t>
-      </w:r>
-      <w:r>
-        <w:rPr>
-          <w:rFonts w:ascii="Times New Roman" w:hAnsi="Times New Roman" w:cs="Times New Roman"/>
-        </w:rPr>
-        <w:t xml:space="preserve">s an option to </w:t>
-      </w:r>
-      <w:r>
-        <w:rPr>
-          <w:rFonts w:ascii="Times New Roman" w:hAnsi="Times New Roman" w:cs="Times New Roman"/>
-        </w:rPr>
-        <w:t xml:space="preserve">leave the </w:t>
+        <w:t xml:space="preserve">. The ability to do </w:t>
+      </w:r>
+      <w:r>
+        <w:rPr>
+          <w:rFonts w:ascii="Times New Roman" w:hAnsi="Times New Roman" w:cs="Times New Roman" w:hint="cs"/>
+          <w:rtl/>
+        </w:rPr>
+        <w:t>תשובה</w:t>
+      </w:r>
+      <w:r>
+        <w:rPr>
+          <w:rFonts w:ascii="Times New Roman" w:hAnsi="Times New Roman" w:cs="Times New Roman"/>
+        </w:rPr>
+        <w:t xml:space="preserve"> allows us </w:t>
+      </w:r>
+      <w:r>
+        <w:rPr>
+          <w:rFonts w:ascii="Times New Roman" w:hAnsi="Times New Roman" w:cs="Times New Roman"/>
+        </w:rPr>
+        <w:t xml:space="preserve">to be </w:t>
+      </w:r>
+      <w:r>
+        <w:rPr>
+          <w:rFonts w:ascii="Times New Roman" w:hAnsi="Times New Roman" w:cs="Times New Roman" w:hint="cs"/>
+          <w:rtl/>
+        </w:rPr>
+        <w:t>מכפר</w:t>
+      </w:r>
+      <w:r>
+        <w:rPr>
+          <w:rFonts w:ascii="Times New Roman" w:hAnsi="Times New Roman" w:cs="Times New Roman"/>
+        </w:rPr>
+        <w:t xml:space="preserve"> on all of our </w:t>
+      </w:r>
+      <w:r>
+        <w:rPr>
+          <w:rFonts w:ascii="Times New Roman" w:hAnsi="Times New Roman" w:cs="Times New Roman" w:hint="cs"/>
+          <w:rtl/>
+        </w:rPr>
+        <w:t>עבירות</w:t>
+      </w:r>
+      <w:r>
+        <w:rPr>
+          <w:rFonts w:ascii="Times New Roman" w:hAnsi="Times New Roman" w:cs="Times New Roman"/>
+        </w:rPr>
+        <w:t xml:space="preserve">, </w:t>
+      </w:r>
+      <w:r>
+        <w:rPr>
+          <w:rFonts w:ascii="Times New Roman" w:hAnsi="Times New Roman" w:cs="Times New Roman"/>
+        </w:rPr>
+        <w:t>and</w:t>
+      </w:r>
+      <w:r>
+        <w:rPr>
+          <w:rFonts w:ascii="Times New Roman" w:hAnsi="Times New Roman" w:cs="Times New Roman"/>
+        </w:rPr>
+        <w:t xml:space="preserve"> a person can </w:t>
+      </w:r>
+      <w:r>
+        <w:rPr>
+          <w:rFonts w:ascii="Times New Roman" w:hAnsi="Times New Roman" w:cs="Times New Roman"/>
+        </w:rPr>
+        <w:t>be considered as if he kept</w:t>
+      </w:r>
+      <w:r>
+        <w:rPr>
+          <w:rFonts w:ascii="Times New Roman" w:hAnsi="Times New Roman" w:cs="Times New Roman"/>
+        </w:rPr>
+        <w:t xml:space="preserve"> the </w:t>
       </w:r>
       <w:r>
         <w:rPr>
@@ -2363,7 +2943,216 @@
         <w:rPr>
           <w:rFonts w:ascii="Times New Roman" w:hAnsi="Times New Roman" w:cs="Times New Roman"/>
         </w:rPr>
-        <w:t xml:space="preserve"> with the </w:t>
+        <w:t xml:space="preserve"> with perfection. But </w:t>
+      </w:r>
+      <w:r>
+        <w:rPr>
+          <w:rFonts w:ascii="Times New Roman" w:hAnsi="Times New Roman" w:cs="Times New Roman" w:hint="cs"/>
+          <w:rtl/>
+        </w:rPr>
+        <w:t>משה</w:t>
+      </w:r>
+      <w:r>
+        <w:rPr>
+          <w:rFonts w:ascii="Times New Roman" w:hAnsi="Times New Roman" w:cs="Times New Roman"/>
+          <w:rtl/>
+        </w:rPr>
+        <w:t xml:space="preserve"> </w:t>
+      </w:r>
+      <w:r>
+        <w:rPr>
+          <w:rFonts w:ascii="Times New Roman" w:hAnsi="Times New Roman" w:cs="Times New Roman" w:hint="cs"/>
+          <w:rtl/>
+        </w:rPr>
+        <w:t>רבינו</w:t>
+      </w:r>
+      <w:r>
+        <w:rPr>
+          <w:rFonts w:ascii="Times New Roman" w:hAnsi="Times New Roman" w:cs="Times New Roman"/>
+        </w:rPr>
+        <w:t xml:space="preserve"> said, </w:t>
+      </w:r>
+      <w:r>
+        <w:rPr>
+          <w:rFonts w:ascii="Times New Roman" w:hAnsi="Times New Roman" w:cs="Times New Roman"/>
+        </w:rPr>
+        <w:t>“N</w:t>
+      </w:r>
+      <w:r>
+        <w:rPr>
+          <w:rFonts w:ascii="Times New Roman" w:hAnsi="Times New Roman" w:cs="Times New Roman"/>
+        </w:rPr>
+        <w:t>o, I can</w:t>
+      </w:r>
+      <w:r>
+        <w:rPr>
+          <w:rFonts w:ascii="Times New Roman" w:hAnsi="Times New Roman" w:cs="Times New Roman"/>
+        </w:rPr>
+        <w:t>’</w:t>
+      </w:r>
+      <w:r>
+        <w:rPr>
+          <w:rFonts w:ascii="Times New Roman" w:hAnsi="Times New Roman" w:cs="Times New Roman"/>
+        </w:rPr>
+        <w:t>t do that</w:t>
+      </w:r>
+      <w:r>
+        <w:rPr>
+          <w:rFonts w:ascii="Times New Roman" w:hAnsi="Times New Roman" w:cs="Times New Roman"/>
+        </w:rPr>
+        <w:t xml:space="preserve">, </w:t>
+      </w:r>
+      <w:r>
+        <w:rPr>
+          <w:rFonts w:ascii="Times New Roman" w:hAnsi="Times New Roman" w:cs="Times New Roman" w:hint="cs"/>
+          <w:rtl/>
+        </w:rPr>
+        <w:t>מִתְיָירֵא</w:t>
+      </w:r>
+      <w:r>
+        <w:rPr>
+          <w:rFonts w:ascii="Times New Roman" w:hAnsi="Times New Roman" w:cs="Times New Roman"/>
+          <w:rtl/>
+        </w:rPr>
+        <w:t xml:space="preserve"> </w:t>
+      </w:r>
+      <w:r>
+        <w:rPr>
+          <w:rFonts w:ascii="Times New Roman" w:hAnsi="Times New Roman" w:cs="Times New Roman" w:hint="cs"/>
+          <w:rtl/>
+        </w:rPr>
+        <w:t>אֲנִי</w:t>
+      </w:r>
+      <w:r>
+        <w:rPr>
+          <w:rFonts w:ascii="Times New Roman" w:hAnsi="Times New Roman" w:cs="Times New Roman"/>
+          <w:rtl/>
+        </w:rPr>
+        <w:t xml:space="preserve"> </w:t>
+      </w:r>
+      <w:r>
+        <w:rPr>
+          <w:rFonts w:ascii="Times New Roman" w:hAnsi="Times New Roman" w:cs="Times New Roman" w:hint="cs"/>
+          <w:rtl/>
+        </w:rPr>
+        <w:t>שֶׁמָּא</w:t>
+      </w:r>
+      <w:r>
+        <w:rPr>
+          <w:rFonts w:ascii="Times New Roman" w:hAnsi="Times New Roman" w:cs="Times New Roman"/>
+          <w:rtl/>
+        </w:rPr>
+        <w:t xml:space="preserve"> </w:t>
+      </w:r>
+      <w:r>
+        <w:rPr>
+          <w:rFonts w:ascii="Times New Roman" w:hAnsi="Times New Roman" w:cs="Times New Roman" w:hint="cs"/>
+          <w:rtl/>
+        </w:rPr>
+        <w:t>יִשְׂרְפוּנִי</w:t>
+      </w:r>
+      <w:r>
+        <w:rPr>
+          <w:rFonts w:ascii="Times New Roman" w:hAnsi="Times New Roman" w:cs="Times New Roman"/>
+          <w:rtl/>
+        </w:rPr>
+        <w:t xml:space="preserve"> </w:t>
+      </w:r>
+      <w:r>
+        <w:rPr>
+          <w:rFonts w:ascii="Times New Roman" w:hAnsi="Times New Roman" w:cs="Times New Roman" w:hint="cs"/>
+          <w:rtl/>
+        </w:rPr>
+        <w:t>בַּהֶבֶל</w:t>
+      </w:r>
+      <w:r>
+        <w:rPr>
+          <w:rFonts w:ascii="Times New Roman" w:hAnsi="Times New Roman" w:cs="Times New Roman"/>
+          <w:rtl/>
+        </w:rPr>
+        <w:t xml:space="preserve"> </w:t>
+      </w:r>
+      <w:r>
+        <w:rPr>
+          <w:rFonts w:ascii="Times New Roman" w:hAnsi="Times New Roman" w:cs="Times New Roman" w:hint="cs"/>
+          <w:rtl/>
+        </w:rPr>
+        <w:t>שֶׁבְּפִיהֶם</w:t>
+      </w:r>
+      <w:r>
+        <w:rPr>
+          <w:rFonts w:ascii="Times New Roman" w:hAnsi="Times New Roman" w:cs="Times New Roman"/>
+        </w:rPr>
+        <w:t xml:space="preserve"> -</w:t>
+      </w:r>
+      <w:r>
+        <w:rPr>
+          <w:rFonts w:ascii="Times New Roman" w:hAnsi="Times New Roman" w:cs="Times New Roman"/>
+        </w:rPr>
+        <w:t xml:space="preserve"> I</w:t>
+      </w:r>
+      <w:r>
+        <w:rPr>
+          <w:rFonts w:ascii="Times New Roman" w:hAnsi="Times New Roman" w:cs="Times New Roman"/>
+        </w:rPr>
+        <w:t>’</w:t>
+      </w:r>
+      <w:r>
+        <w:rPr>
+          <w:rFonts w:ascii="Times New Roman" w:hAnsi="Times New Roman" w:cs="Times New Roman"/>
+        </w:rPr>
+        <w:t>m afraid that they</w:t>
+      </w:r>
+      <w:r>
+        <w:rPr>
+          <w:rFonts w:ascii="Times New Roman" w:hAnsi="Times New Roman" w:cs="Times New Roman"/>
+        </w:rPr>
+        <w:t>’</w:t>
+      </w:r>
+      <w:r>
+        <w:rPr>
+          <w:rFonts w:ascii="Times New Roman" w:hAnsi="Times New Roman" w:cs="Times New Roman"/>
+        </w:rPr>
+        <w:t xml:space="preserve">re going to burn me up with the </w:t>
+      </w:r>
+      <w:r>
+        <w:rPr>
+          <w:rFonts w:ascii="Times New Roman" w:hAnsi="Times New Roman" w:cs="Times New Roman" w:hint="cs"/>
+          <w:rtl/>
+        </w:rPr>
+        <w:t>הבל</w:t>
+      </w:r>
+      <w:r>
+        <w:rPr>
+          <w:rFonts w:ascii="Times New Roman" w:hAnsi="Times New Roman" w:cs="Times New Roman"/>
+          <w:rtl/>
+        </w:rPr>
+        <w:t xml:space="preserve"> </w:t>
+      </w:r>
+      <w:r>
+        <w:rPr>
+          <w:rFonts w:ascii="Times New Roman" w:hAnsi="Times New Roman" w:cs="Times New Roman" w:hint="cs"/>
+          <w:rtl/>
+        </w:rPr>
+        <w:t>שבפיהם</w:t>
+      </w:r>
+      <w:r>
+        <w:rPr>
+          <w:rFonts w:ascii="Times New Roman" w:hAnsi="Times New Roman" w:cs="Times New Roman"/>
+        </w:rPr>
+        <w:t>,</w:t>
+      </w:r>
+      <w:r>
+        <w:rPr>
+          <w:rFonts w:ascii="Times New Roman" w:hAnsi="Times New Roman" w:cs="Times New Roman"/>
+        </w:rPr>
+        <w:t>”</w:t>
+      </w:r>
+      <w:r>
+        <w:rPr>
+          <w:rFonts w:ascii="Times New Roman" w:hAnsi="Times New Roman" w:cs="Times New Roman"/>
+        </w:rPr>
+        <w:t xml:space="preserve"> which means what? </w:t>
       </w:r>
       <w:r>
         <w:rPr>
@@ -2376,229 +3165,20 @@
         <w:rPr>
           <w:rFonts w:ascii="Times New Roman" w:hAnsi="Times New Roman" w:cs="Times New Roman"/>
         </w:rPr>
-        <w:t xml:space="preserve"> who would only </w:t>
-      </w:r>
-      <w:r>
-        <w:rPr>
-          <w:rFonts w:ascii="Times New Roman" w:hAnsi="Times New Roman" w:cs="Times New Roman"/>
-        </w:rPr>
-        <w:t xml:space="preserve">be </w:t>
-      </w:r>
-      <w:r>
-        <w:rPr>
-          <w:rFonts w:ascii="Times New Roman" w:hAnsi="Times New Roman" w:cs="Times New Roman" w:hint="cs"/>
-          <w:rtl/>
-        </w:rPr>
-        <w:t>מקיים</w:t>
-      </w:r>
-      <w:r>
-        <w:rPr>
-          <w:rFonts w:ascii="Times New Roman" w:hAnsi="Times New Roman" w:cs="Times New Roman"/>
-        </w:rPr>
-        <w:t xml:space="preserve"> those parts of the </w:t>
-      </w:r>
-      <w:r>
-        <w:rPr>
-          <w:rFonts w:ascii="Times New Roman" w:hAnsi="Times New Roman" w:cs="Times New Roman"/>
-        </w:rPr>
-        <w:t>Torah</w:t>
-      </w:r>
-      <w:r>
-        <w:rPr>
-          <w:rFonts w:ascii="Times New Roman" w:hAnsi="Times New Roman" w:cs="Times New Roman"/>
-        </w:rPr>
-        <w:t xml:space="preserve"> that </w:t>
-      </w:r>
-      <w:r>
-        <w:rPr>
-          <w:rFonts w:ascii="Times New Roman" w:hAnsi="Times New Roman" w:cs="Times New Roman"/>
-        </w:rPr>
-        <w:t>they are able</w:t>
-      </w:r>
-      <w:r>
-        <w:rPr>
-          <w:rFonts w:ascii="Times New Roman" w:hAnsi="Times New Roman" w:cs="Times New Roman"/>
-        </w:rPr>
-        <w:t xml:space="preserve"> </w:t>
-      </w:r>
-      <w:r>
-        <w:rPr>
-          <w:rFonts w:ascii="Times New Roman" w:hAnsi="Times New Roman" w:cs="Times New Roman"/>
-        </w:rPr>
-        <w:t xml:space="preserve">to, but they would do so </w:t>
-      </w:r>
-      <w:r>
-        <w:rPr>
-          <w:rFonts w:ascii="Times New Roman" w:hAnsi="Times New Roman" w:cs="Times New Roman"/>
-        </w:rPr>
-        <w:t>perfectly</w:t>
-      </w:r>
-      <w:r>
-        <w:rPr>
-          <w:rFonts w:ascii="Times New Roman" w:hAnsi="Times New Roman" w:cs="Times New Roman"/>
-        </w:rPr>
-        <w:t>,</w:t>
-      </w:r>
-      <w:r>
-        <w:rPr>
-          <w:rFonts w:ascii="Times New Roman" w:hAnsi="Times New Roman" w:cs="Times New Roman"/>
-        </w:rPr>
-        <w:t xml:space="preserve"> </w:t>
-      </w:r>
-      <w:r>
-        <w:rPr>
-          <w:rFonts w:ascii="Times New Roman" w:hAnsi="Times New Roman" w:cs="Times New Roman"/>
-        </w:rPr>
-        <w:t xml:space="preserve">or it </w:t>
-      </w:r>
-      <w:r>
-        <w:rPr>
-          <w:rFonts w:ascii="Times New Roman" w:hAnsi="Times New Roman" w:cs="Times New Roman"/>
-        </w:rPr>
-        <w:t>could</w:t>
-      </w:r>
-      <w:r>
-        <w:rPr>
-          <w:rFonts w:ascii="Times New Roman" w:hAnsi="Times New Roman" w:cs="Times New Roman"/>
-        </w:rPr>
-        <w:t xml:space="preserve"> be given to people, who </w:t>
-      </w:r>
-      <w:r>
-        <w:rPr>
-          <w:rFonts w:ascii="Times New Roman" w:hAnsi="Times New Roman" w:cs="Times New Roman"/>
-        </w:rPr>
-        <w:t>would</w:t>
-      </w:r>
-      <w:r>
-        <w:rPr>
-          <w:rFonts w:ascii="Times New Roman" w:hAnsi="Times New Roman" w:cs="Times New Roman"/>
-        </w:rPr>
-        <w:t xml:space="preserve"> fulfill it to the best of their imperfect abilities.</w:t>
-      </w:r>
-      <w:r>
-        <w:rPr>
-          <w:rFonts w:ascii="Times New Roman" w:hAnsi="Times New Roman" w:cs="Times New Roman"/>
-        </w:rPr>
-        <w:t xml:space="preserve"> </w:t>
-      </w:r>
-      <w:r>
-        <w:rPr>
-          <w:rFonts w:ascii="Times New Roman" w:hAnsi="Times New Roman" w:cs="Times New Roman"/>
-        </w:rPr>
-        <w:t>No person can keep</w:t>
-      </w:r>
-      <w:r>
-        <w:rPr>
-          <w:rFonts w:ascii="Times New Roman" w:hAnsi="Times New Roman" w:cs="Times New Roman"/>
-        </w:rPr>
-        <w:t xml:space="preserve"> the entire </w:t>
-      </w:r>
-      <w:r>
-        <w:rPr>
-          <w:rFonts w:ascii="Times New Roman" w:hAnsi="Times New Roman" w:cs="Times New Roman"/>
-        </w:rPr>
-        <w:t>Torah</w:t>
-      </w:r>
-      <w:r>
-        <w:rPr>
-          <w:rFonts w:ascii="Times New Roman" w:hAnsi="Times New Roman" w:cs="Times New Roman"/>
-        </w:rPr>
-        <w:t xml:space="preserve">. And we know that we often fail in fulfilling the </w:t>
-      </w:r>
-      <w:r>
-        <w:rPr>
-          <w:rFonts w:ascii="Times New Roman" w:hAnsi="Times New Roman" w:cs="Times New Roman" w:hint="cs"/>
-          <w:rtl/>
-        </w:rPr>
-        <w:t>מצו</w:t>
-      </w:r>
-      <w:r>
-        <w:rPr>
-          <w:rFonts w:ascii="Times New Roman" w:hAnsi="Times New Roman" w:cs="Times New Roman" w:hint="cs"/>
-          <w:rtl/>
-        </w:rPr>
-        <w:t>ו</w:t>
-      </w:r>
-      <w:r>
-        <w:rPr>
-          <w:rFonts w:ascii="Times New Roman" w:hAnsi="Times New Roman" w:cs="Times New Roman" w:hint="cs"/>
-          <w:rtl/>
-        </w:rPr>
-        <w:t>ת</w:t>
-      </w:r>
-      <w:r>
-        <w:rPr>
-          <w:rFonts w:ascii="Times New Roman" w:hAnsi="Times New Roman" w:cs="Times New Roman"/>
-        </w:rPr>
-        <w:t xml:space="preserve"> of both </w:t>
-      </w:r>
-      <w:r>
-        <w:rPr>
-          <w:rFonts w:ascii="Times New Roman" w:hAnsi="Times New Roman" w:cs="Times New Roman" w:hint="cs"/>
-          <w:rtl/>
-        </w:rPr>
-        <w:t>תורה</w:t>
-      </w:r>
-      <w:r>
-        <w:rPr>
-          <w:rFonts w:ascii="Times New Roman" w:hAnsi="Times New Roman" w:cs="Times New Roman"/>
-          <w:rtl/>
-        </w:rPr>
-        <w:t xml:space="preserve"> </w:t>
-      </w:r>
-      <w:r>
-        <w:rPr>
-          <w:rFonts w:ascii="Times New Roman" w:hAnsi="Times New Roman" w:cs="Times New Roman" w:hint="cs"/>
-          <w:rtl/>
-        </w:rPr>
-        <w:t>שבכתב</w:t>
-      </w:r>
-      <w:r>
-        <w:rPr>
-          <w:rFonts w:ascii="Times New Roman" w:hAnsi="Times New Roman" w:cs="Times New Roman"/>
-        </w:rPr>
-        <w:t xml:space="preserve"> and </w:t>
-      </w:r>
-      <w:r>
-        <w:rPr>
-          <w:rFonts w:ascii="Times New Roman" w:hAnsi="Times New Roman" w:cs="Times New Roman" w:hint="cs"/>
-          <w:rtl/>
-        </w:rPr>
-        <w:t>תורה</w:t>
-      </w:r>
-      <w:r>
-        <w:rPr>
-          <w:rFonts w:ascii="Times New Roman" w:hAnsi="Times New Roman" w:cs="Times New Roman"/>
-          <w:rtl/>
-        </w:rPr>
-        <w:t xml:space="preserve"> </w:t>
-      </w:r>
-      <w:r>
-        <w:rPr>
-          <w:rFonts w:ascii="Times New Roman" w:hAnsi="Times New Roman" w:cs="Times New Roman" w:hint="cs"/>
-          <w:rtl/>
-        </w:rPr>
-        <w:t>שבעל</w:t>
-      </w:r>
-      <w:r>
-        <w:rPr>
-          <w:rFonts w:ascii="Times New Roman" w:hAnsi="Times New Roman" w:cs="Times New Roman"/>
-          <w:rtl/>
-        </w:rPr>
-        <w:t xml:space="preserve"> </w:t>
-      </w:r>
-      <w:r>
-        <w:rPr>
-          <w:rFonts w:ascii="Times New Roman" w:hAnsi="Times New Roman" w:cs="Times New Roman" w:hint="cs"/>
-          <w:rtl/>
-        </w:rPr>
-        <w:t>פה</w:t>
-      </w:r>
-      <w:r>
-        <w:rPr>
-          <w:rFonts w:ascii="Times New Roman" w:hAnsi="Times New Roman" w:cs="Times New Roman"/>
-        </w:rPr>
-        <w:t>. A person</w:t>
+        <w:t xml:space="preserve"> are on a higher </w:t>
+      </w:r>
+      <w:r>
+        <w:rPr>
+          <w:rFonts w:ascii="Times New Roman" w:hAnsi="Times New Roman" w:cs="Times New Roman" w:hint="cs"/>
+          <w:rtl/>
+        </w:rPr>
+        <w:t>מדרגה</w:t>
+      </w:r>
+      <w:r>
+        <w:rPr>
+          <w:rFonts w:ascii="Times New Roman" w:hAnsi="Times New Roman" w:cs="Times New Roman"/>
+        </w:rPr>
+        <w:t>. They don</w:t>
       </w:r>
       <w:r>
         <w:rPr>
@@ -2610,20 +3190,7 @@
         <w:rPr>
           <w:rFonts w:ascii="Times New Roman" w:hAnsi="Times New Roman" w:cs="Times New Roman"/>
         </w:rPr>
-        <w:t xml:space="preserve">s </w:t>
-      </w:r>
-      <w:r>
-        <w:rPr>
-          <w:rFonts w:ascii="Times New Roman" w:hAnsi="Times New Roman" w:cs="Times New Roman" w:hint="cs"/>
-          <w:rtl/>
-        </w:rPr>
-        <w:t>נטיה</w:t>
-      </w:r>
-      <w:r>
-        <w:rPr>
-          <w:rFonts w:ascii="Times New Roman" w:hAnsi="Times New Roman" w:cs="Times New Roman"/>
-        </w:rPr>
-        <w:t xml:space="preserve"> is to do </w:t>
+        <w:t xml:space="preserve">t have any </w:t>
       </w:r>
       <w:r>
         <w:rPr>
@@ -2636,484 +3203,19 @@
         <w:rPr>
           <w:rFonts w:ascii="Times New Roman" w:hAnsi="Times New Roman" w:cs="Times New Roman"/>
         </w:rPr>
-        <w:t xml:space="preserve"> and not to keep the </w:t>
-      </w:r>
-      <w:r>
-        <w:rPr>
-          <w:rFonts w:ascii="Times New Roman" w:hAnsi="Times New Roman" w:cs="Times New Roman"/>
-        </w:rPr>
-        <w:t>Torah</w:t>
-      </w:r>
-      <w:r>
-        <w:rPr>
-          <w:rFonts w:ascii="Times New Roman" w:hAnsi="Times New Roman" w:cs="Times New Roman"/>
-        </w:rPr>
-        <w:t>.</w:t>
-      </w:r>
-      <w:r>
-        <w:rPr>
-          <w:rFonts w:ascii="Times New Roman" w:hAnsi="Times New Roman" w:cs="Times New Roman"/>
-        </w:rPr>
-        <w:t xml:space="preserve"> So when </w:t>
-      </w:r>
-      <w:r>
-        <w:rPr>
-          <w:rFonts w:ascii="Times New Roman" w:hAnsi="Times New Roman" w:cs="Times New Roman" w:hint="cs"/>
-          <w:rtl/>
-        </w:rPr>
-        <w:t>הקדוש</w:t>
-      </w:r>
-      <w:r>
-        <w:rPr>
-          <w:rFonts w:ascii="Times New Roman" w:hAnsi="Times New Roman" w:cs="Times New Roman"/>
-          <w:rtl/>
-        </w:rPr>
-        <w:t xml:space="preserve"> </w:t>
-      </w:r>
-      <w:r>
-        <w:rPr>
-          <w:rFonts w:ascii="Times New Roman" w:hAnsi="Times New Roman" w:cs="Times New Roman" w:hint="cs"/>
-          <w:rtl/>
-        </w:rPr>
-        <w:t>ברוך</w:t>
-      </w:r>
-      <w:r>
-        <w:rPr>
-          <w:rFonts w:ascii="Times New Roman" w:hAnsi="Times New Roman" w:cs="Times New Roman"/>
-          <w:rtl/>
-        </w:rPr>
-        <w:t xml:space="preserve"> </w:t>
-      </w:r>
-      <w:r>
-        <w:rPr>
-          <w:rFonts w:ascii="Times New Roman" w:hAnsi="Times New Roman" w:cs="Times New Roman" w:hint="cs"/>
-          <w:rtl/>
-        </w:rPr>
-        <w:t>הוא</w:t>
-      </w:r>
-      <w:r>
-        <w:rPr>
-          <w:rFonts w:ascii="Times New Roman" w:hAnsi="Times New Roman" w:cs="Times New Roman"/>
-        </w:rPr>
-        <w:t xml:space="preserve"> said to</w:t>
-      </w:r>
-      <w:r>
-        <w:rPr>
-          <w:rFonts w:ascii="Times New Roman" w:hAnsi="Times New Roman" w:cs="Times New Roman"/>
-        </w:rPr>
-        <w:t xml:space="preserve"> Moshe</w:t>
-      </w:r>
-      <w:r>
-        <w:rPr>
-          <w:rFonts w:ascii="Times New Roman" w:hAnsi="Times New Roman" w:cs="Times New Roman"/>
-        </w:rPr>
-        <w:t xml:space="preserve"> </w:t>
-      </w:r>
-      <w:r>
-        <w:rPr>
-          <w:rFonts w:ascii="Times New Roman" w:hAnsi="Times New Roman" w:cs="Times New Roman" w:hint="cs"/>
-          <w:rtl/>
-        </w:rPr>
-        <w:t>הַחְזֵיר</w:t>
-      </w:r>
-      <w:r>
-        <w:rPr>
-          <w:rFonts w:ascii="Times New Roman" w:hAnsi="Times New Roman" w:cs="Times New Roman"/>
-          <w:rtl/>
-        </w:rPr>
-        <w:t xml:space="preserve"> </w:t>
-      </w:r>
-      <w:r>
-        <w:rPr>
-          <w:rFonts w:ascii="Times New Roman" w:hAnsi="Times New Roman" w:cs="Times New Roman" w:hint="cs"/>
-          <w:rtl/>
-        </w:rPr>
-        <w:t>לָהֶן</w:t>
-      </w:r>
-      <w:r>
-        <w:rPr>
-          <w:rFonts w:ascii="Times New Roman" w:hAnsi="Times New Roman" w:cs="Times New Roman"/>
-          <w:rtl/>
-        </w:rPr>
-        <w:t xml:space="preserve"> </w:t>
-      </w:r>
-      <w:r>
-        <w:rPr>
-          <w:rFonts w:ascii="Times New Roman" w:hAnsi="Times New Roman" w:cs="Times New Roman" w:hint="cs"/>
-          <w:rtl/>
-        </w:rPr>
-        <w:t>תְּשׁוּבָה</w:t>
-      </w:r>
-      <w:r>
-        <w:rPr>
-          <w:rFonts w:ascii="Times New Roman" w:hAnsi="Times New Roman" w:cs="Times New Roman"/>
-        </w:rPr>
-        <w:t xml:space="preserve"> -</w:t>
-      </w:r>
-      <w:r>
-        <w:rPr>
-          <w:rFonts w:ascii="Times New Roman" w:hAnsi="Times New Roman" w:cs="Times New Roman"/>
-        </w:rPr>
-        <w:t xml:space="preserve"> give them an answer</w:t>
-      </w:r>
-      <w:r>
-        <w:rPr>
-          <w:rFonts w:ascii="Times New Roman" w:hAnsi="Times New Roman" w:cs="Times New Roman"/>
-        </w:rPr>
-        <w:t>,</w:t>
-      </w:r>
-      <w:r>
-        <w:rPr>
-          <w:rFonts w:ascii="Times New Roman" w:hAnsi="Times New Roman" w:cs="Times New Roman"/>
-        </w:rPr>
-        <w:t xml:space="preserve"> </w:t>
-      </w:r>
-      <w:r>
-        <w:rPr>
-          <w:rFonts w:ascii="Times New Roman" w:hAnsi="Times New Roman" w:cs="Times New Roman"/>
-        </w:rPr>
-        <w:t>t</w:t>
-      </w:r>
-      <w:r>
-        <w:rPr>
-          <w:rFonts w:ascii="Times New Roman" w:hAnsi="Times New Roman" w:cs="Times New Roman"/>
-        </w:rPr>
-        <w:t xml:space="preserve">he word </w:t>
-      </w:r>
-      <w:r>
-        <w:rPr>
-          <w:rFonts w:ascii="Times New Roman" w:hAnsi="Times New Roman" w:cs="Times New Roman" w:hint="cs"/>
-          <w:rtl/>
-        </w:rPr>
-        <w:t>תשובה</w:t>
-      </w:r>
-      <w:r>
-        <w:rPr>
-          <w:rFonts w:ascii="Times New Roman" w:hAnsi="Times New Roman" w:cs="Times New Roman"/>
-        </w:rPr>
-        <w:t xml:space="preserve"> not only means give them an answer, but give the </w:t>
-      </w:r>
-      <w:r>
-        <w:rPr>
-          <w:rFonts w:ascii="Times New Roman" w:hAnsi="Times New Roman" w:cs="Times New Roman" w:hint="cs"/>
-          <w:rtl/>
-        </w:rPr>
-        <w:t>מלאכים</w:t>
-      </w:r>
-      <w:r>
-        <w:rPr>
-          <w:rFonts w:ascii="Times New Roman" w:hAnsi="Times New Roman" w:cs="Times New Roman"/>
-        </w:rPr>
-        <w:t xml:space="preserve"> the </w:t>
-      </w:r>
-      <w:r>
-        <w:rPr>
-          <w:rFonts w:ascii="Times New Roman" w:hAnsi="Times New Roman" w:cs="Times New Roman" w:hint="cs"/>
-          <w:rtl/>
-        </w:rPr>
-        <w:t>תירוץ</w:t>
-      </w:r>
-      <w:r>
-        <w:rPr>
-          <w:rFonts w:ascii="Times New Roman" w:hAnsi="Times New Roman" w:cs="Times New Roman"/>
-        </w:rPr>
-        <w:t xml:space="preserve"> that we can utilize</w:t>
-      </w:r>
-      <w:r>
-        <w:rPr>
-          <w:rFonts w:ascii="Times New Roman" w:hAnsi="Times New Roman" w:cs="Times New Roman"/>
-        </w:rPr>
-        <w:t xml:space="preserve"> </w:t>
-      </w:r>
-      <w:r>
-        <w:rPr>
-          <w:rFonts w:ascii="Times New Roman" w:hAnsi="Times New Roman" w:cs="Times New Roman" w:hint="cs"/>
-          <w:rtl/>
-        </w:rPr>
-        <w:t>תשובה</w:t>
-      </w:r>
-      <w:r>
-        <w:rPr>
-          <w:rFonts w:ascii="Times New Roman" w:hAnsi="Times New Roman" w:cs="Times New Roman"/>
-        </w:rPr>
-        <w:t xml:space="preserve"> to defeat the </w:t>
-      </w:r>
-      <w:r>
-        <w:rPr>
-          <w:rFonts w:ascii="Times New Roman" w:hAnsi="Times New Roman" w:cs="Times New Roman" w:hint="cs"/>
-          <w:rtl/>
-        </w:rPr>
-        <w:t>מלאכים</w:t>
-      </w:r>
-      <w:r>
-        <w:rPr>
-          <w:rFonts w:ascii="Times New Roman" w:hAnsi="Times New Roman" w:cs="Times New Roman"/>
-        </w:rPr>
-        <w:t xml:space="preserve"> in their </w:t>
-      </w:r>
-      <w:r>
-        <w:rPr>
-          <w:rFonts w:ascii="Times New Roman" w:hAnsi="Times New Roman" w:cs="Times New Roman" w:hint="cs"/>
-          <w:rtl/>
-        </w:rPr>
-        <w:t>טענה</w:t>
-      </w:r>
-      <w:r>
-        <w:rPr>
-          <w:rFonts w:ascii="Times New Roman" w:hAnsi="Times New Roman" w:cs="Times New Roman"/>
-        </w:rPr>
-        <w:t xml:space="preserve">. The ability to do </w:t>
-      </w:r>
-      <w:r>
-        <w:rPr>
-          <w:rFonts w:ascii="Times New Roman" w:hAnsi="Times New Roman" w:cs="Times New Roman" w:hint="cs"/>
-          <w:rtl/>
-        </w:rPr>
-        <w:t>תשובה</w:t>
-      </w:r>
-      <w:r>
-        <w:rPr>
-          <w:rFonts w:ascii="Times New Roman" w:hAnsi="Times New Roman" w:cs="Times New Roman"/>
-        </w:rPr>
-        <w:t xml:space="preserve"> allows us </w:t>
-      </w:r>
-      <w:r>
-        <w:rPr>
-          <w:rFonts w:ascii="Times New Roman" w:hAnsi="Times New Roman" w:cs="Times New Roman"/>
-        </w:rPr>
-        <w:t xml:space="preserve">to be </w:t>
-      </w:r>
-      <w:r>
-        <w:rPr>
-          <w:rFonts w:ascii="Times New Roman" w:hAnsi="Times New Roman" w:cs="Times New Roman" w:hint="cs"/>
-          <w:rtl/>
-        </w:rPr>
-        <w:t>מכפר</w:t>
-      </w:r>
-      <w:r>
-        <w:rPr>
-          <w:rFonts w:ascii="Times New Roman" w:hAnsi="Times New Roman" w:cs="Times New Roman"/>
-        </w:rPr>
-        <w:t xml:space="preserve"> on all of our </w:t>
-      </w:r>
-      <w:r>
-        <w:rPr>
-          <w:rFonts w:ascii="Times New Roman" w:hAnsi="Times New Roman" w:cs="Times New Roman" w:hint="cs"/>
-          <w:rtl/>
-        </w:rPr>
-        <w:t>עבירות</w:t>
-      </w:r>
-      <w:r>
-        <w:rPr>
-          <w:rFonts w:ascii="Times New Roman" w:hAnsi="Times New Roman" w:cs="Times New Roman"/>
-        </w:rPr>
-        <w:t xml:space="preserve">, </w:t>
-      </w:r>
-      <w:r>
-        <w:rPr>
-          <w:rFonts w:ascii="Times New Roman" w:hAnsi="Times New Roman" w:cs="Times New Roman"/>
-        </w:rPr>
-        <w:t>and</w:t>
-      </w:r>
-      <w:r>
-        <w:rPr>
-          <w:rFonts w:ascii="Times New Roman" w:hAnsi="Times New Roman" w:cs="Times New Roman"/>
-        </w:rPr>
-        <w:t xml:space="preserve"> a person can </w:t>
-      </w:r>
-      <w:r>
-        <w:rPr>
-          <w:rFonts w:ascii="Times New Roman" w:hAnsi="Times New Roman" w:cs="Times New Roman"/>
-        </w:rPr>
-        <w:t>be considered as if he kept</w:t>
-      </w:r>
-      <w:r>
-        <w:rPr>
-          <w:rFonts w:ascii="Times New Roman" w:hAnsi="Times New Roman" w:cs="Times New Roman"/>
-        </w:rPr>
-        <w:t xml:space="preserve"> the </w:t>
-      </w:r>
-      <w:r>
-        <w:rPr>
-          <w:rFonts w:ascii="Times New Roman" w:hAnsi="Times New Roman" w:cs="Times New Roman"/>
-        </w:rPr>
-        <w:t>Torah</w:t>
-      </w:r>
-      <w:r>
-        <w:rPr>
-          <w:rFonts w:ascii="Times New Roman" w:hAnsi="Times New Roman" w:cs="Times New Roman"/>
-        </w:rPr>
-        <w:t xml:space="preserve"> with perfection. But </w:t>
-      </w:r>
-      <w:r>
-        <w:rPr>
-          <w:rFonts w:ascii="Times New Roman" w:hAnsi="Times New Roman" w:cs="Times New Roman" w:hint="cs"/>
-          <w:rtl/>
-        </w:rPr>
-        <w:t>משה</w:t>
-      </w:r>
-      <w:r>
-        <w:rPr>
-          <w:rFonts w:ascii="Times New Roman" w:hAnsi="Times New Roman" w:cs="Times New Roman"/>
-          <w:rtl/>
-        </w:rPr>
-        <w:t xml:space="preserve"> </w:t>
-      </w:r>
-      <w:r>
-        <w:rPr>
-          <w:rFonts w:ascii="Times New Roman" w:hAnsi="Times New Roman" w:cs="Times New Roman" w:hint="cs"/>
-          <w:rtl/>
-        </w:rPr>
-        <w:t>רבינו</w:t>
-      </w:r>
-      <w:r>
-        <w:rPr>
-          <w:rFonts w:ascii="Times New Roman" w:hAnsi="Times New Roman" w:cs="Times New Roman"/>
-        </w:rPr>
-        <w:t xml:space="preserve"> said, </w:t>
-      </w:r>
-      <w:r>
-        <w:rPr>
-          <w:rFonts w:ascii="Times New Roman" w:hAnsi="Times New Roman" w:cs="Times New Roman"/>
-        </w:rPr>
-        <w:t>“N</w:t>
-      </w:r>
-      <w:r>
-        <w:rPr>
-          <w:rFonts w:ascii="Times New Roman" w:hAnsi="Times New Roman" w:cs="Times New Roman"/>
-        </w:rPr>
-        <w:t>o, I can</w:t>
-      </w:r>
-      <w:r>
-        <w:rPr>
-          <w:rFonts w:ascii="Times New Roman" w:hAnsi="Times New Roman" w:cs="Times New Roman"/>
-        </w:rPr>
-        <w:t>’</w:t>
-      </w:r>
-      <w:r>
-        <w:rPr>
-          <w:rFonts w:ascii="Times New Roman" w:hAnsi="Times New Roman" w:cs="Times New Roman"/>
-        </w:rPr>
-        <w:t>t do that</w:t>
-      </w:r>
-      <w:r>
-        <w:rPr>
-          <w:rFonts w:ascii="Times New Roman" w:hAnsi="Times New Roman" w:cs="Times New Roman"/>
-        </w:rPr>
-        <w:t xml:space="preserve">, </w:t>
-      </w:r>
-      <w:r>
-        <w:rPr>
-          <w:rFonts w:ascii="Times New Roman" w:hAnsi="Times New Roman" w:cs="Times New Roman" w:hint="cs"/>
-          <w:rtl/>
-        </w:rPr>
-        <w:t>מִתְיָירֵא</w:t>
-      </w:r>
-      <w:r>
-        <w:rPr>
-          <w:rFonts w:ascii="Times New Roman" w:hAnsi="Times New Roman" w:cs="Times New Roman"/>
-          <w:rtl/>
-        </w:rPr>
-        <w:t xml:space="preserve"> </w:t>
-      </w:r>
-      <w:r>
-        <w:rPr>
-          <w:rFonts w:ascii="Times New Roman" w:hAnsi="Times New Roman" w:cs="Times New Roman" w:hint="cs"/>
-          <w:rtl/>
-        </w:rPr>
-        <w:t>אֲנִי</w:t>
-      </w:r>
-      <w:r>
-        <w:rPr>
-          <w:rFonts w:ascii="Times New Roman" w:hAnsi="Times New Roman" w:cs="Times New Roman"/>
-          <w:rtl/>
-        </w:rPr>
-        <w:t xml:space="preserve"> </w:t>
-      </w:r>
-      <w:r>
-        <w:rPr>
-          <w:rFonts w:ascii="Times New Roman" w:hAnsi="Times New Roman" w:cs="Times New Roman" w:hint="cs"/>
-          <w:rtl/>
-        </w:rPr>
-        <w:t>שֶׁמָּא</w:t>
-      </w:r>
-      <w:r>
-        <w:rPr>
-          <w:rFonts w:ascii="Times New Roman" w:hAnsi="Times New Roman" w:cs="Times New Roman"/>
-          <w:rtl/>
-        </w:rPr>
-        <w:t xml:space="preserve"> </w:t>
-      </w:r>
-      <w:r>
-        <w:rPr>
-          <w:rFonts w:ascii="Times New Roman" w:hAnsi="Times New Roman" w:cs="Times New Roman" w:hint="cs"/>
-          <w:rtl/>
-        </w:rPr>
-        <w:t>יִשְׂרְפוּנִי</w:t>
-      </w:r>
-      <w:r>
-        <w:rPr>
-          <w:rFonts w:ascii="Times New Roman" w:hAnsi="Times New Roman" w:cs="Times New Roman"/>
-          <w:rtl/>
-        </w:rPr>
-        <w:t xml:space="preserve"> </w:t>
-      </w:r>
-      <w:r>
-        <w:rPr>
-          <w:rFonts w:ascii="Times New Roman" w:hAnsi="Times New Roman" w:cs="Times New Roman" w:hint="cs"/>
-          <w:rtl/>
-        </w:rPr>
-        <w:t>בַּהֶבֶל</w:t>
-      </w:r>
-      <w:r>
-        <w:rPr>
-          <w:rFonts w:ascii="Times New Roman" w:hAnsi="Times New Roman" w:cs="Times New Roman"/>
-          <w:rtl/>
-        </w:rPr>
-        <w:t xml:space="preserve"> </w:t>
-      </w:r>
-      <w:r>
-        <w:rPr>
-          <w:rFonts w:ascii="Times New Roman" w:hAnsi="Times New Roman" w:cs="Times New Roman" w:hint="cs"/>
-          <w:rtl/>
-        </w:rPr>
-        <w:t>שֶׁבְּפִיהֶם</w:t>
-      </w:r>
-      <w:r>
-        <w:rPr>
-          <w:rFonts w:ascii="Times New Roman" w:hAnsi="Times New Roman" w:cs="Times New Roman"/>
-        </w:rPr>
-        <w:t xml:space="preserve"> -</w:t>
-      </w:r>
-      <w:r>
-        <w:rPr>
-          <w:rFonts w:ascii="Times New Roman" w:hAnsi="Times New Roman" w:cs="Times New Roman"/>
-        </w:rPr>
-        <w:t xml:space="preserve"> I</w:t>
-      </w:r>
-      <w:r>
-        <w:rPr>
-          <w:rFonts w:ascii="Times New Roman" w:hAnsi="Times New Roman" w:cs="Times New Roman"/>
-        </w:rPr>
-        <w:t>’</w:t>
-      </w:r>
-      <w:r>
-        <w:rPr>
-          <w:rFonts w:ascii="Times New Roman" w:hAnsi="Times New Roman" w:cs="Times New Roman"/>
-        </w:rPr>
-        <w:t>m afraid that they</w:t>
-      </w:r>
-      <w:r>
-        <w:rPr>
-          <w:rFonts w:ascii="Times New Roman" w:hAnsi="Times New Roman" w:cs="Times New Roman"/>
-        </w:rPr>
-        <w:t>’</w:t>
-      </w:r>
-      <w:r>
-        <w:rPr>
-          <w:rFonts w:ascii="Times New Roman" w:hAnsi="Times New Roman" w:cs="Times New Roman"/>
-        </w:rPr>
-        <w:t xml:space="preserve">re going to burn me up with the </w:t>
+        <w:t xml:space="preserve">. </w:t>
+      </w:r>
+      <w:r>
+        <w:rPr>
+          <w:rFonts w:ascii="Times New Roman" w:hAnsi="Times New Roman" w:cs="Times New Roman"/>
+        </w:rPr>
+        <w:t>T</w:t>
+      </w:r>
+      <w:r>
+        <w:rPr>
+          <w:rFonts w:ascii="Times New Roman" w:hAnsi="Times New Roman" w:cs="Times New Roman"/>
+        </w:rPr>
+        <w:t xml:space="preserve">hat is the </w:t>
       </w:r>
       <w:r>
         <w:rPr>
@@ -3140,108 +3242,6 @@
         <w:rPr>
           <w:rFonts w:ascii="Times New Roman" w:hAnsi="Times New Roman" w:cs="Times New Roman"/>
         </w:rPr>
-        <w:t>,</w:t>
-      </w:r>
-      <w:r>
-        <w:rPr>
-          <w:rFonts w:ascii="Times New Roman" w:hAnsi="Times New Roman" w:cs="Times New Roman"/>
-        </w:rPr>
-        <w:t>”</w:t>
-      </w:r>
-      <w:r>
-        <w:rPr>
-          <w:rFonts w:ascii="Times New Roman" w:hAnsi="Times New Roman" w:cs="Times New Roman"/>
-        </w:rPr>
-        <w:t xml:space="preserve"> which means what? </w:t>
-      </w:r>
-      <w:r>
-        <w:rPr>
-          <w:rFonts w:ascii="Times New Roman" w:hAnsi="Times New Roman" w:cs="Times New Roman" w:hint="cs"/>
-          <w:rtl/>
-        </w:rPr>
-        <w:t>מלאכים</w:t>
-      </w:r>
-      <w:r>
-        <w:rPr>
-          <w:rFonts w:ascii="Times New Roman" w:hAnsi="Times New Roman" w:cs="Times New Roman"/>
-        </w:rPr>
-        <w:t xml:space="preserve"> are on a higher </w:t>
-      </w:r>
-      <w:r>
-        <w:rPr>
-          <w:rFonts w:ascii="Times New Roman" w:hAnsi="Times New Roman" w:cs="Times New Roman" w:hint="cs"/>
-          <w:rtl/>
-        </w:rPr>
-        <w:t>מדרגה</w:t>
-      </w:r>
-      <w:r>
-        <w:rPr>
-          <w:rFonts w:ascii="Times New Roman" w:hAnsi="Times New Roman" w:cs="Times New Roman"/>
-        </w:rPr>
-        <w:t>. They don</w:t>
-      </w:r>
-      <w:r>
-        <w:rPr>
-          <w:rFonts w:ascii="Times New Roman" w:hAnsi="Times New Roman" w:cs="Times New Roman"/>
-        </w:rPr>
-        <w:t>’</w:t>
-      </w:r>
-      <w:r>
-        <w:rPr>
-          <w:rFonts w:ascii="Times New Roman" w:hAnsi="Times New Roman" w:cs="Times New Roman"/>
-        </w:rPr>
-        <w:t xml:space="preserve">t have any </w:t>
-      </w:r>
-      <w:r>
-        <w:rPr>
-          <w:rFonts w:ascii="Times New Roman" w:hAnsi="Times New Roman" w:cs="Times New Roman" w:hint="cs"/>
-          <w:rtl/>
-        </w:rPr>
-        <w:t>עבירות</w:t>
-      </w:r>
-      <w:r>
-        <w:rPr>
-          <w:rFonts w:ascii="Times New Roman" w:hAnsi="Times New Roman" w:cs="Times New Roman"/>
-        </w:rPr>
-        <w:t xml:space="preserve">. </w:t>
-      </w:r>
-      <w:r>
-        <w:rPr>
-          <w:rFonts w:ascii="Times New Roman" w:hAnsi="Times New Roman" w:cs="Times New Roman"/>
-        </w:rPr>
-        <w:t>T</w:t>
-      </w:r>
-      <w:r>
-        <w:rPr>
-          <w:rFonts w:ascii="Times New Roman" w:hAnsi="Times New Roman" w:cs="Times New Roman"/>
-        </w:rPr>
-        <w:t xml:space="preserve">hat is the </w:t>
-      </w:r>
-      <w:r>
-        <w:rPr>
-          <w:rFonts w:ascii="Times New Roman" w:hAnsi="Times New Roman" w:cs="Times New Roman" w:hint="cs"/>
-          <w:rtl/>
-        </w:rPr>
-        <w:t>הבל</w:t>
-      </w:r>
-      <w:r>
-        <w:rPr>
-          <w:rFonts w:ascii="Times New Roman" w:hAnsi="Times New Roman" w:cs="Times New Roman"/>
-          <w:rtl/>
-        </w:rPr>
-        <w:t xml:space="preserve"> </w:t>
-      </w:r>
-      <w:r>
-        <w:rPr>
-          <w:rFonts w:ascii="Times New Roman" w:hAnsi="Times New Roman" w:cs="Times New Roman" w:hint="cs"/>
-          <w:rtl/>
-        </w:rPr>
-        <w:t>שבפיהם</w:t>
-      </w:r>
-      <w:r>
-        <w:rPr>
-          <w:rFonts w:ascii="Times New Roman" w:hAnsi="Times New Roman" w:cs="Times New Roman"/>
-        </w:rPr>
         <w:t xml:space="preserve">, their </w:t>
       </w:r>
       <w:r>
@@ -3262,7 +3262,7 @@
           <w:rFonts w:ascii="Times New Roman" w:hAnsi="Times New Roman" w:cs="Times New Roman" w:hint="cs"/>
           <w:rtl/>
         </w:rPr>
-        <w:t>רוחניות</w:t>
+        <w:t xml:space="preserve">רוחניות </w:t>
       </w:r>
       <w:r>
         <w:rPr>
@@ -4444,7 +4444,7 @@
           <w:rFonts w:ascii="Times New Roman" w:hAnsi="Times New Roman" w:cs="Times New Roman"/>
           <w:rtl/>
         </w:rPr>
-        <w:t> </w:t>
+        <w:t xml:space="preserve"> </w:t>
       </w:r>
       <w:r>
         <w:rPr>
@@ -4851,7 +4851,7 @@
         <w:rPr>
           <w:rFonts w:ascii="Times New Roman" w:hAnsi="Times New Roman" w:cs="Times New Roman"/>
         </w:rPr>
-        <w:t>t</w:t>
+        <w:t xml:space="preserve">t </w:t>
       </w:r>
       <w:r>
         <w:rPr>

--- a/Files/06 - Yom Tov/04 - Shavuos/5783/Shavuos 5783.docx
+++ b/Files/06 - Yom Tov/04 - Shavuos/5783/Shavuos 5783.docx
@@ -4174,7 +4174,7 @@
           <w:rFonts w:ascii="Times New Roman" w:hAnsi="Times New Roman" w:cs="Times New Roman"/>
           <w:rtl/>
         </w:rPr>
-        <w:t>"</w:t>
+        <w:t>״</w:t>
       </w:r>
       <w:r>
         <w:rPr>

--- a/Files/06 - Yom Tov/04 - Shavuos/5783/Shavuos 5783.docx
+++ b/Files/06 - Yom Tov/04 - Shavuos/5783/Shavuos 5783.docx
@@ -967,7 +967,19 @@
         <w:rPr>
           <w:rFonts w:ascii="Times New Roman" w:hAnsi="Times New Roman" w:cs="Times New Roman"/>
         </w:rPr>
-        <w:t xml:space="preserve"> they said </w:t>
+        <w:t xml:space="preserve"> they said</w:t>
+      </w:r>
+      <w:r>
+        <w:rPr>
+          <w:rFonts w:ascii="Times New Roman" w:hAnsi="Times New Roman" w:cs="Times New Roman"/>
+        </w:rPr>
+        <w:t>,</w:t>
+      </w:r>
+      <w:r>
+        <w:rPr>
+          <w:rFonts w:ascii="Times New Roman" w:hAnsi="Times New Roman" w:cs="Times New Roman"/>
+        </w:rPr>
+        <w:t xml:space="preserve"> </w:t>
       </w:r>
       <w:r>
         <w:rPr>
@@ -2315,7 +2327,7 @@
           <w:rFonts w:ascii="Times New Roman" w:hAnsi="Times New Roman" w:cs="Times New Roman" w:hint="cs"/>
           <w:rtl/>
         </w:rPr>
-        <w:t xml:space="preserve">טענה </w:t>
+        <w:t>טענה</w:t>
       </w:r>
       <w:r>
         <w:rPr>
@@ -3262,7 +3274,7 @@
           <w:rFonts w:ascii="Times New Roman" w:hAnsi="Times New Roman" w:cs="Times New Roman" w:hint="cs"/>
           <w:rtl/>
         </w:rPr>
-        <w:t xml:space="preserve">רוחניות </w:t>
+        <w:t>רוחניות</w:t>
       </w:r>
       <w:r>
         <w:rPr>
@@ -4174,7 +4186,7 @@
           <w:rFonts w:ascii="Times New Roman" w:hAnsi="Times New Roman" w:cs="Times New Roman"/>
           <w:rtl/>
         </w:rPr>
-        <w:t>״</w:t>
+        <w:t>"</w:t>
       </w:r>
       <w:r>
         <w:rPr>
@@ -4444,7 +4456,7 @@
           <w:rFonts w:ascii="Times New Roman" w:hAnsi="Times New Roman" w:cs="Times New Roman"/>
           <w:rtl/>
         </w:rPr>
-        <w:t xml:space="preserve"> </w:t>
+        <w:t> </w:t>
       </w:r>
       <w:r>
         <w:rPr>
@@ -4851,7 +4863,7 @@
         <w:rPr>
           <w:rFonts w:ascii="Times New Roman" w:hAnsi="Times New Roman" w:cs="Times New Roman"/>
         </w:rPr>
-        <w:t xml:space="preserve">t </w:t>
+        <w:t>t</w:t>
       </w:r>
       <w:r>
         <w:rPr>

--- a/Files/06 - Yom Tov/04 - Shavuos/5783/Shavuos 5783.docx
+++ b/Files/06 - Yom Tov/04 - Shavuos/5783/Shavuos 5783.docx
@@ -2327,43 +2327,623 @@
           <w:rFonts w:ascii="Times New Roman" w:hAnsi="Times New Roman" w:cs="Times New Roman" w:hint="cs"/>
           <w:rtl/>
         </w:rPr>
+        <w:t xml:space="preserve">טענה </w:t>
+      </w:r>
+      <w:r>
+        <w:rPr>
+          <w:rFonts w:ascii="Times New Roman" w:hAnsi="Times New Roman" w:cs="Times New Roman"/>
+        </w:rPr>
+        <w:t xml:space="preserve">was a simple one. There </w:t>
+      </w:r>
+      <w:r>
+        <w:rPr>
+          <w:rFonts w:ascii="Times New Roman" w:hAnsi="Times New Roman" w:cs="Times New Roman"/>
+        </w:rPr>
+        <w:t>were</w:t>
+      </w:r>
+      <w:r>
+        <w:rPr>
+          <w:rFonts w:ascii="Times New Roman" w:hAnsi="Times New Roman" w:cs="Times New Roman"/>
+        </w:rPr>
+        <w:t xml:space="preserve"> two options here. There</w:t>
+      </w:r>
+      <w:r>
+        <w:rPr>
+          <w:rFonts w:ascii="Times New Roman" w:hAnsi="Times New Roman" w:cs="Times New Roman"/>
+        </w:rPr>
+        <w:t xml:space="preserve"> wa</w:t>
+      </w:r>
+      <w:r>
+        <w:rPr>
+          <w:rFonts w:ascii="Times New Roman" w:hAnsi="Times New Roman" w:cs="Times New Roman"/>
+        </w:rPr>
+        <w:t xml:space="preserve">s an option to </w:t>
+      </w:r>
+      <w:r>
+        <w:rPr>
+          <w:rFonts w:ascii="Times New Roman" w:hAnsi="Times New Roman" w:cs="Times New Roman"/>
+        </w:rPr>
+        <w:t xml:space="preserve">leave the </w:t>
+      </w:r>
+      <w:r>
+        <w:rPr>
+          <w:rFonts w:ascii="Times New Roman" w:hAnsi="Times New Roman" w:cs="Times New Roman"/>
+        </w:rPr>
+        <w:t>Torah</w:t>
+      </w:r>
+      <w:r>
+        <w:rPr>
+          <w:rFonts w:ascii="Times New Roman" w:hAnsi="Times New Roman" w:cs="Times New Roman"/>
+        </w:rPr>
+        <w:t xml:space="preserve"> with the </w:t>
+      </w:r>
+      <w:r>
+        <w:rPr>
+          <w:rFonts w:ascii="Times New Roman" w:hAnsi="Times New Roman" w:cs="Times New Roman" w:hint="cs"/>
+          <w:rtl/>
+        </w:rPr>
+        <w:t>מלאכים</w:t>
+      </w:r>
+      <w:r>
+        <w:rPr>
+          <w:rFonts w:ascii="Times New Roman" w:hAnsi="Times New Roman" w:cs="Times New Roman"/>
+        </w:rPr>
+        <w:t xml:space="preserve"> who would only </w:t>
+      </w:r>
+      <w:r>
+        <w:rPr>
+          <w:rFonts w:ascii="Times New Roman" w:hAnsi="Times New Roman" w:cs="Times New Roman"/>
+        </w:rPr>
+        <w:t xml:space="preserve">be </w:t>
+      </w:r>
+      <w:r>
+        <w:rPr>
+          <w:rFonts w:ascii="Times New Roman" w:hAnsi="Times New Roman" w:cs="Times New Roman" w:hint="cs"/>
+          <w:rtl/>
+        </w:rPr>
+        <w:t>מקיים</w:t>
+      </w:r>
+      <w:r>
+        <w:rPr>
+          <w:rFonts w:ascii="Times New Roman" w:hAnsi="Times New Roman" w:cs="Times New Roman"/>
+        </w:rPr>
+        <w:t xml:space="preserve"> those parts of the </w:t>
+      </w:r>
+      <w:r>
+        <w:rPr>
+          <w:rFonts w:ascii="Times New Roman" w:hAnsi="Times New Roman" w:cs="Times New Roman"/>
+        </w:rPr>
+        <w:t>Torah</w:t>
+      </w:r>
+      <w:r>
+        <w:rPr>
+          <w:rFonts w:ascii="Times New Roman" w:hAnsi="Times New Roman" w:cs="Times New Roman"/>
+        </w:rPr>
+        <w:t xml:space="preserve"> that </w:t>
+      </w:r>
+      <w:r>
+        <w:rPr>
+          <w:rFonts w:ascii="Times New Roman" w:hAnsi="Times New Roman" w:cs="Times New Roman"/>
+        </w:rPr>
+        <w:t>they are able</w:t>
+      </w:r>
+      <w:r>
+        <w:rPr>
+          <w:rFonts w:ascii="Times New Roman" w:hAnsi="Times New Roman" w:cs="Times New Roman"/>
+        </w:rPr>
+        <w:t xml:space="preserve"> </w:t>
+      </w:r>
+      <w:r>
+        <w:rPr>
+          <w:rFonts w:ascii="Times New Roman" w:hAnsi="Times New Roman" w:cs="Times New Roman"/>
+        </w:rPr>
+        <w:t xml:space="preserve">to, but they would do so </w:t>
+      </w:r>
+      <w:r>
+        <w:rPr>
+          <w:rFonts w:ascii="Times New Roman" w:hAnsi="Times New Roman" w:cs="Times New Roman"/>
+        </w:rPr>
+        <w:t>perfectly</w:t>
+      </w:r>
+      <w:r>
+        <w:rPr>
+          <w:rFonts w:ascii="Times New Roman" w:hAnsi="Times New Roman" w:cs="Times New Roman"/>
+        </w:rPr>
+        <w:t>,</w:t>
+      </w:r>
+      <w:r>
+        <w:rPr>
+          <w:rFonts w:ascii="Times New Roman" w:hAnsi="Times New Roman" w:cs="Times New Roman"/>
+        </w:rPr>
+        <w:t xml:space="preserve"> </w:t>
+      </w:r>
+      <w:r>
+        <w:rPr>
+          <w:rFonts w:ascii="Times New Roman" w:hAnsi="Times New Roman" w:cs="Times New Roman"/>
+        </w:rPr>
+        <w:t xml:space="preserve">or it </w:t>
+      </w:r>
+      <w:r>
+        <w:rPr>
+          <w:rFonts w:ascii="Times New Roman" w:hAnsi="Times New Roman" w:cs="Times New Roman"/>
+        </w:rPr>
+        <w:t>could</w:t>
+      </w:r>
+      <w:r>
+        <w:rPr>
+          <w:rFonts w:ascii="Times New Roman" w:hAnsi="Times New Roman" w:cs="Times New Roman"/>
+        </w:rPr>
+        <w:t xml:space="preserve"> be given to people, who </w:t>
+      </w:r>
+      <w:r>
+        <w:rPr>
+          <w:rFonts w:ascii="Times New Roman" w:hAnsi="Times New Roman" w:cs="Times New Roman"/>
+        </w:rPr>
+        <w:t>would</w:t>
+      </w:r>
+      <w:r>
+        <w:rPr>
+          <w:rFonts w:ascii="Times New Roman" w:hAnsi="Times New Roman" w:cs="Times New Roman"/>
+        </w:rPr>
+        <w:t xml:space="preserve"> fulfill it to the best of their imperfect abilities.</w:t>
+      </w:r>
+      <w:r>
+        <w:rPr>
+          <w:rFonts w:ascii="Times New Roman" w:hAnsi="Times New Roman" w:cs="Times New Roman"/>
+        </w:rPr>
+        <w:t xml:space="preserve"> </w:t>
+      </w:r>
+      <w:r>
+        <w:rPr>
+          <w:rFonts w:ascii="Times New Roman" w:hAnsi="Times New Roman" w:cs="Times New Roman"/>
+        </w:rPr>
+        <w:t>No person can keep</w:t>
+      </w:r>
+      <w:r>
+        <w:rPr>
+          <w:rFonts w:ascii="Times New Roman" w:hAnsi="Times New Roman" w:cs="Times New Roman"/>
+        </w:rPr>
+        <w:t xml:space="preserve"> the entire </w:t>
+      </w:r>
+      <w:r>
+        <w:rPr>
+          <w:rFonts w:ascii="Times New Roman" w:hAnsi="Times New Roman" w:cs="Times New Roman"/>
+        </w:rPr>
+        <w:t>Torah</w:t>
+      </w:r>
+      <w:r>
+        <w:rPr>
+          <w:rFonts w:ascii="Times New Roman" w:hAnsi="Times New Roman" w:cs="Times New Roman"/>
+        </w:rPr>
+        <w:t xml:space="preserve">. And we know that we often fail in fulfilling the </w:t>
+      </w:r>
+      <w:r>
+        <w:rPr>
+          <w:rFonts w:ascii="Times New Roman" w:hAnsi="Times New Roman" w:cs="Times New Roman" w:hint="cs"/>
+          <w:rtl/>
+        </w:rPr>
+        <w:t>מצו</w:t>
+      </w:r>
+      <w:r>
+        <w:rPr>
+          <w:rFonts w:ascii="Times New Roman" w:hAnsi="Times New Roman" w:cs="Times New Roman" w:hint="cs"/>
+          <w:rtl/>
+        </w:rPr>
+        <w:t>ו</w:t>
+      </w:r>
+      <w:r>
+        <w:rPr>
+          <w:rFonts w:ascii="Times New Roman" w:hAnsi="Times New Roman" w:cs="Times New Roman" w:hint="cs"/>
+          <w:rtl/>
+        </w:rPr>
+        <w:t>ת</w:t>
+      </w:r>
+      <w:r>
+        <w:rPr>
+          <w:rFonts w:ascii="Times New Roman" w:hAnsi="Times New Roman" w:cs="Times New Roman"/>
+        </w:rPr>
+        <w:t xml:space="preserve"> of both </w:t>
+      </w:r>
+      <w:r>
+        <w:rPr>
+          <w:rFonts w:ascii="Times New Roman" w:hAnsi="Times New Roman" w:cs="Times New Roman" w:hint="cs"/>
+          <w:rtl/>
+        </w:rPr>
+        <w:t>תורה</w:t>
+      </w:r>
+      <w:r>
+        <w:rPr>
+          <w:rFonts w:ascii="Times New Roman" w:hAnsi="Times New Roman" w:cs="Times New Roman"/>
+          <w:rtl/>
+        </w:rPr>
+        <w:t xml:space="preserve"> </w:t>
+      </w:r>
+      <w:r>
+        <w:rPr>
+          <w:rFonts w:ascii="Times New Roman" w:hAnsi="Times New Roman" w:cs="Times New Roman" w:hint="cs"/>
+          <w:rtl/>
+        </w:rPr>
+        <w:t>שבכתב</w:t>
+      </w:r>
+      <w:r>
+        <w:rPr>
+          <w:rFonts w:ascii="Times New Roman" w:hAnsi="Times New Roman" w:cs="Times New Roman"/>
+        </w:rPr>
+        <w:t xml:space="preserve"> and </w:t>
+      </w:r>
+      <w:r>
+        <w:rPr>
+          <w:rFonts w:ascii="Times New Roman" w:hAnsi="Times New Roman" w:cs="Times New Roman" w:hint="cs"/>
+          <w:rtl/>
+        </w:rPr>
+        <w:t>תורה</w:t>
+      </w:r>
+      <w:r>
+        <w:rPr>
+          <w:rFonts w:ascii="Times New Roman" w:hAnsi="Times New Roman" w:cs="Times New Roman"/>
+          <w:rtl/>
+        </w:rPr>
+        <w:t xml:space="preserve"> </w:t>
+      </w:r>
+      <w:r>
+        <w:rPr>
+          <w:rFonts w:ascii="Times New Roman" w:hAnsi="Times New Roman" w:cs="Times New Roman" w:hint="cs"/>
+          <w:rtl/>
+        </w:rPr>
+        <w:t>שבעל</w:t>
+      </w:r>
+      <w:r>
+        <w:rPr>
+          <w:rFonts w:ascii="Times New Roman" w:hAnsi="Times New Roman" w:cs="Times New Roman"/>
+          <w:rtl/>
+        </w:rPr>
+        <w:t xml:space="preserve"> </w:t>
+      </w:r>
+      <w:r>
+        <w:rPr>
+          <w:rFonts w:ascii="Times New Roman" w:hAnsi="Times New Roman" w:cs="Times New Roman" w:hint="cs"/>
+          <w:rtl/>
+        </w:rPr>
+        <w:t>פה</w:t>
+      </w:r>
+      <w:r>
+        <w:rPr>
+          <w:rFonts w:ascii="Times New Roman" w:hAnsi="Times New Roman" w:cs="Times New Roman"/>
+        </w:rPr>
+        <w:t>. A person</w:t>
+      </w:r>
+      <w:r>
+        <w:rPr>
+          <w:rFonts w:ascii="Times New Roman" w:hAnsi="Times New Roman" w:cs="Times New Roman"/>
+        </w:rPr>
+        <w:t>’</w:t>
+      </w:r>
+      <w:r>
+        <w:rPr>
+          <w:rFonts w:ascii="Times New Roman" w:hAnsi="Times New Roman" w:cs="Times New Roman"/>
+        </w:rPr>
+        <w:t xml:space="preserve">s </w:t>
+      </w:r>
+      <w:r>
+        <w:rPr>
+          <w:rFonts w:ascii="Times New Roman" w:hAnsi="Times New Roman" w:cs="Times New Roman" w:hint="cs"/>
+          <w:rtl/>
+        </w:rPr>
+        <w:t>נטיה</w:t>
+      </w:r>
+      <w:r>
+        <w:rPr>
+          <w:rFonts w:ascii="Times New Roman" w:hAnsi="Times New Roman" w:cs="Times New Roman"/>
+        </w:rPr>
+        <w:t xml:space="preserve"> is to do </w:t>
+      </w:r>
+      <w:r>
+        <w:rPr>
+          <w:rFonts w:ascii="Times New Roman" w:hAnsi="Times New Roman" w:cs="Times New Roman" w:hint="cs"/>
+          <w:rtl/>
+        </w:rPr>
+        <w:t>עבירות</w:t>
+      </w:r>
+      <w:r>
+        <w:rPr>
+          <w:rFonts w:ascii="Times New Roman" w:hAnsi="Times New Roman" w:cs="Times New Roman"/>
+        </w:rPr>
+        <w:t xml:space="preserve"> and not to keep the </w:t>
+      </w:r>
+      <w:r>
+        <w:rPr>
+          <w:rFonts w:ascii="Times New Roman" w:hAnsi="Times New Roman" w:cs="Times New Roman"/>
+        </w:rPr>
+        <w:t>Torah</w:t>
+      </w:r>
+      <w:r>
+        <w:rPr>
+          <w:rFonts w:ascii="Times New Roman" w:hAnsi="Times New Roman" w:cs="Times New Roman"/>
+        </w:rPr>
+        <w:t>.</w:t>
+      </w:r>
+      <w:r>
+        <w:rPr>
+          <w:rFonts w:ascii="Times New Roman" w:hAnsi="Times New Roman" w:cs="Times New Roman"/>
+        </w:rPr>
+        <w:t xml:space="preserve"> So when </w:t>
+      </w:r>
+      <w:r>
+        <w:rPr>
+          <w:rFonts w:ascii="Times New Roman" w:hAnsi="Times New Roman" w:cs="Times New Roman" w:hint="cs"/>
+          <w:rtl/>
+        </w:rPr>
+        <w:t>הקדוש</w:t>
+      </w:r>
+      <w:r>
+        <w:rPr>
+          <w:rFonts w:ascii="Times New Roman" w:hAnsi="Times New Roman" w:cs="Times New Roman"/>
+          <w:rtl/>
+        </w:rPr>
+        <w:t xml:space="preserve"> </w:t>
+      </w:r>
+      <w:r>
+        <w:rPr>
+          <w:rFonts w:ascii="Times New Roman" w:hAnsi="Times New Roman" w:cs="Times New Roman" w:hint="cs"/>
+          <w:rtl/>
+        </w:rPr>
+        <w:t>ברוך</w:t>
+      </w:r>
+      <w:r>
+        <w:rPr>
+          <w:rFonts w:ascii="Times New Roman" w:hAnsi="Times New Roman" w:cs="Times New Roman"/>
+          <w:rtl/>
+        </w:rPr>
+        <w:t xml:space="preserve"> </w:t>
+      </w:r>
+      <w:r>
+        <w:rPr>
+          <w:rFonts w:ascii="Times New Roman" w:hAnsi="Times New Roman" w:cs="Times New Roman" w:hint="cs"/>
+          <w:rtl/>
+        </w:rPr>
+        <w:t>הוא</w:t>
+      </w:r>
+      <w:r>
+        <w:rPr>
+          <w:rFonts w:ascii="Times New Roman" w:hAnsi="Times New Roman" w:cs="Times New Roman"/>
+        </w:rPr>
+        <w:t xml:space="preserve"> said to</w:t>
+      </w:r>
+      <w:r>
+        <w:rPr>
+          <w:rFonts w:ascii="Times New Roman" w:hAnsi="Times New Roman" w:cs="Times New Roman"/>
+        </w:rPr>
+        <w:t xml:space="preserve"> Moshe</w:t>
+      </w:r>
+      <w:r>
+        <w:rPr>
+          <w:rFonts w:ascii="Times New Roman" w:hAnsi="Times New Roman" w:cs="Times New Roman"/>
+        </w:rPr>
+        <w:t xml:space="preserve"> </w:t>
+      </w:r>
+      <w:r>
+        <w:rPr>
+          <w:rFonts w:ascii="Times New Roman" w:hAnsi="Times New Roman" w:cs="Times New Roman" w:hint="cs"/>
+          <w:rtl/>
+        </w:rPr>
+        <w:t>הַחְזֵיר</w:t>
+      </w:r>
+      <w:r>
+        <w:rPr>
+          <w:rFonts w:ascii="Times New Roman" w:hAnsi="Times New Roman" w:cs="Times New Roman"/>
+          <w:rtl/>
+        </w:rPr>
+        <w:t xml:space="preserve"> </w:t>
+      </w:r>
+      <w:r>
+        <w:rPr>
+          <w:rFonts w:ascii="Times New Roman" w:hAnsi="Times New Roman" w:cs="Times New Roman" w:hint="cs"/>
+          <w:rtl/>
+        </w:rPr>
+        <w:t>לָהֶן</w:t>
+      </w:r>
+      <w:r>
+        <w:rPr>
+          <w:rFonts w:ascii="Times New Roman" w:hAnsi="Times New Roman" w:cs="Times New Roman"/>
+          <w:rtl/>
+        </w:rPr>
+        <w:t xml:space="preserve"> </w:t>
+      </w:r>
+      <w:r>
+        <w:rPr>
+          <w:rFonts w:ascii="Times New Roman" w:hAnsi="Times New Roman" w:cs="Times New Roman" w:hint="cs"/>
+          <w:rtl/>
+        </w:rPr>
+        <w:t>תְּשׁוּבָה</w:t>
+      </w:r>
+      <w:r>
+        <w:rPr>
+          <w:rFonts w:ascii="Times New Roman" w:hAnsi="Times New Roman" w:cs="Times New Roman"/>
+        </w:rPr>
+        <w:t xml:space="preserve"> -</w:t>
+      </w:r>
+      <w:r>
+        <w:rPr>
+          <w:rFonts w:ascii="Times New Roman" w:hAnsi="Times New Roman" w:cs="Times New Roman"/>
+        </w:rPr>
+        <w:t xml:space="preserve"> give them an answer</w:t>
+      </w:r>
+      <w:r>
+        <w:rPr>
+          <w:rFonts w:ascii="Times New Roman" w:hAnsi="Times New Roman" w:cs="Times New Roman"/>
+        </w:rPr>
+        <w:t>,</w:t>
+      </w:r>
+      <w:r>
+        <w:rPr>
+          <w:rFonts w:ascii="Times New Roman" w:hAnsi="Times New Roman" w:cs="Times New Roman"/>
+        </w:rPr>
+        <w:t xml:space="preserve"> </w:t>
+      </w:r>
+      <w:r>
+        <w:rPr>
+          <w:rFonts w:ascii="Times New Roman" w:hAnsi="Times New Roman" w:cs="Times New Roman"/>
+        </w:rPr>
+        <w:t>t</w:t>
+      </w:r>
+      <w:r>
+        <w:rPr>
+          <w:rFonts w:ascii="Times New Roman" w:hAnsi="Times New Roman" w:cs="Times New Roman"/>
+        </w:rPr>
+        <w:t xml:space="preserve">he word </w:t>
+      </w:r>
+      <w:r>
+        <w:rPr>
+          <w:rFonts w:ascii="Times New Roman" w:hAnsi="Times New Roman" w:cs="Times New Roman" w:hint="cs"/>
+          <w:rtl/>
+        </w:rPr>
+        <w:t>תשובה</w:t>
+      </w:r>
+      <w:r>
+        <w:rPr>
+          <w:rFonts w:ascii="Times New Roman" w:hAnsi="Times New Roman" w:cs="Times New Roman"/>
+        </w:rPr>
+        <w:t xml:space="preserve"> not only means give them an answer, but give the </w:t>
+      </w:r>
+      <w:r>
+        <w:rPr>
+          <w:rFonts w:ascii="Times New Roman" w:hAnsi="Times New Roman" w:cs="Times New Roman" w:hint="cs"/>
+          <w:rtl/>
+        </w:rPr>
+        <w:t>מלאכים</w:t>
+      </w:r>
+      <w:r>
+        <w:rPr>
+          <w:rFonts w:ascii="Times New Roman" w:hAnsi="Times New Roman" w:cs="Times New Roman"/>
+        </w:rPr>
+        <w:t xml:space="preserve"> the </w:t>
+      </w:r>
+      <w:r>
+        <w:rPr>
+          <w:rFonts w:ascii="Times New Roman" w:hAnsi="Times New Roman" w:cs="Times New Roman" w:hint="cs"/>
+          <w:rtl/>
+        </w:rPr>
+        <w:t>תירוץ</w:t>
+      </w:r>
+      <w:r>
+        <w:rPr>
+          <w:rFonts w:ascii="Times New Roman" w:hAnsi="Times New Roman" w:cs="Times New Roman"/>
+        </w:rPr>
+        <w:t xml:space="preserve"> that we can utilize</w:t>
+      </w:r>
+      <w:r>
+        <w:rPr>
+          <w:rFonts w:ascii="Times New Roman" w:hAnsi="Times New Roman" w:cs="Times New Roman"/>
+        </w:rPr>
+        <w:t xml:space="preserve"> </w:t>
+      </w:r>
+      <w:r>
+        <w:rPr>
+          <w:rFonts w:ascii="Times New Roman" w:hAnsi="Times New Roman" w:cs="Times New Roman" w:hint="cs"/>
+          <w:rtl/>
+        </w:rPr>
+        <w:t>תשובה</w:t>
+      </w:r>
+      <w:r>
+        <w:rPr>
+          <w:rFonts w:ascii="Times New Roman" w:hAnsi="Times New Roman" w:cs="Times New Roman"/>
+        </w:rPr>
+        <w:t xml:space="preserve"> to defeat the </w:t>
+      </w:r>
+      <w:r>
+        <w:rPr>
+          <w:rFonts w:ascii="Times New Roman" w:hAnsi="Times New Roman" w:cs="Times New Roman" w:hint="cs"/>
+          <w:rtl/>
+        </w:rPr>
+        <w:t>מלאכים</w:t>
+      </w:r>
+      <w:r>
+        <w:rPr>
+          <w:rFonts w:ascii="Times New Roman" w:hAnsi="Times New Roman" w:cs="Times New Roman"/>
+        </w:rPr>
+        <w:t xml:space="preserve"> in their </w:t>
+      </w:r>
+      <w:r>
+        <w:rPr>
+          <w:rFonts w:ascii="Times New Roman" w:hAnsi="Times New Roman" w:cs="Times New Roman" w:hint="cs"/>
+          <w:rtl/>
+        </w:rPr>
         <w:t>טענה</w:t>
       </w:r>
       <w:r>
         <w:rPr>
           <w:rFonts w:ascii="Times New Roman" w:hAnsi="Times New Roman" w:cs="Times New Roman"/>
         </w:rPr>
-        <w:t xml:space="preserve">was a simple one. There </w:t>
-      </w:r>
-      <w:r>
-        <w:rPr>
-          <w:rFonts w:ascii="Times New Roman" w:hAnsi="Times New Roman" w:cs="Times New Roman"/>
-        </w:rPr>
-        <w:t>were</w:t>
-      </w:r>
-      <w:r>
-        <w:rPr>
-          <w:rFonts w:ascii="Times New Roman" w:hAnsi="Times New Roman" w:cs="Times New Roman"/>
-        </w:rPr>
-        <w:t xml:space="preserve"> two options here. There</w:t>
-      </w:r>
-      <w:r>
-        <w:rPr>
-          <w:rFonts w:ascii="Times New Roman" w:hAnsi="Times New Roman" w:cs="Times New Roman"/>
-        </w:rPr>
-        <w:t xml:space="preserve"> wa</w:t>
-      </w:r>
-      <w:r>
-        <w:rPr>
-          <w:rFonts w:ascii="Times New Roman" w:hAnsi="Times New Roman" w:cs="Times New Roman"/>
-        </w:rPr>
-        <w:t xml:space="preserve">s an option to </w:t>
-      </w:r>
-      <w:r>
-        <w:rPr>
-          <w:rFonts w:ascii="Times New Roman" w:hAnsi="Times New Roman" w:cs="Times New Roman"/>
-        </w:rPr>
-        <w:t xml:space="preserve">leave the </w:t>
+        <w:t xml:space="preserve">. The ability to do </w:t>
+      </w:r>
+      <w:r>
+        <w:rPr>
+          <w:rFonts w:ascii="Times New Roman" w:hAnsi="Times New Roman" w:cs="Times New Roman" w:hint="cs"/>
+          <w:rtl/>
+        </w:rPr>
+        <w:t>תשובה</w:t>
+      </w:r>
+      <w:r>
+        <w:rPr>
+          <w:rFonts w:ascii="Times New Roman" w:hAnsi="Times New Roman" w:cs="Times New Roman"/>
+        </w:rPr>
+        <w:t xml:space="preserve"> allows us </w:t>
+      </w:r>
+      <w:r>
+        <w:rPr>
+          <w:rFonts w:ascii="Times New Roman" w:hAnsi="Times New Roman" w:cs="Times New Roman"/>
+        </w:rPr>
+        <w:t xml:space="preserve">to be </w:t>
+      </w:r>
+      <w:r>
+        <w:rPr>
+          <w:rFonts w:ascii="Times New Roman" w:hAnsi="Times New Roman" w:cs="Times New Roman" w:hint="cs"/>
+          <w:rtl/>
+        </w:rPr>
+        <w:t>מכפר</w:t>
+      </w:r>
+      <w:r>
+        <w:rPr>
+          <w:rFonts w:ascii="Times New Roman" w:hAnsi="Times New Roman" w:cs="Times New Roman"/>
+        </w:rPr>
+        <w:t xml:space="preserve"> on all of our </w:t>
+      </w:r>
+      <w:r>
+        <w:rPr>
+          <w:rFonts w:ascii="Times New Roman" w:hAnsi="Times New Roman" w:cs="Times New Roman" w:hint="cs"/>
+          <w:rtl/>
+        </w:rPr>
+        <w:t>עבירות</w:t>
+      </w:r>
+      <w:r>
+        <w:rPr>
+          <w:rFonts w:ascii="Times New Roman" w:hAnsi="Times New Roman" w:cs="Times New Roman"/>
+        </w:rPr>
+        <w:t xml:space="preserve">, </w:t>
+      </w:r>
+      <w:r>
+        <w:rPr>
+          <w:rFonts w:ascii="Times New Roman" w:hAnsi="Times New Roman" w:cs="Times New Roman"/>
+        </w:rPr>
+        <w:t>and</w:t>
+      </w:r>
+      <w:r>
+        <w:rPr>
+          <w:rFonts w:ascii="Times New Roman" w:hAnsi="Times New Roman" w:cs="Times New Roman"/>
+        </w:rPr>
+        <w:t xml:space="preserve"> a person can </w:t>
+      </w:r>
+      <w:r>
+        <w:rPr>
+          <w:rFonts w:ascii="Times New Roman" w:hAnsi="Times New Roman" w:cs="Times New Roman"/>
+        </w:rPr>
+        <w:t>be considered as if he kept</w:t>
+      </w:r>
+      <w:r>
+        <w:rPr>
+          <w:rFonts w:ascii="Times New Roman" w:hAnsi="Times New Roman" w:cs="Times New Roman"/>
+        </w:rPr>
+        <w:t xml:space="preserve"> the </w:t>
       </w:r>
       <w:r>
         <w:rPr>
@@ -2375,7 +2955,216 @@
         <w:rPr>
           <w:rFonts w:ascii="Times New Roman" w:hAnsi="Times New Roman" w:cs="Times New Roman"/>
         </w:rPr>
-        <w:t xml:space="preserve"> with the </w:t>
+        <w:t xml:space="preserve"> with perfection. But </w:t>
+      </w:r>
+      <w:r>
+        <w:rPr>
+          <w:rFonts w:ascii="Times New Roman" w:hAnsi="Times New Roman" w:cs="Times New Roman" w:hint="cs"/>
+          <w:rtl/>
+        </w:rPr>
+        <w:t>משה</w:t>
+      </w:r>
+      <w:r>
+        <w:rPr>
+          <w:rFonts w:ascii="Times New Roman" w:hAnsi="Times New Roman" w:cs="Times New Roman"/>
+          <w:rtl/>
+        </w:rPr>
+        <w:t xml:space="preserve"> </w:t>
+      </w:r>
+      <w:r>
+        <w:rPr>
+          <w:rFonts w:ascii="Times New Roman" w:hAnsi="Times New Roman" w:cs="Times New Roman" w:hint="cs"/>
+          <w:rtl/>
+        </w:rPr>
+        <w:t>רבינו</w:t>
+      </w:r>
+      <w:r>
+        <w:rPr>
+          <w:rFonts w:ascii="Times New Roman" w:hAnsi="Times New Roman" w:cs="Times New Roman"/>
+        </w:rPr>
+        <w:t xml:space="preserve"> said, </w:t>
+      </w:r>
+      <w:r>
+        <w:rPr>
+          <w:rFonts w:ascii="Times New Roman" w:hAnsi="Times New Roman" w:cs="Times New Roman"/>
+        </w:rPr>
+        <w:t>“N</w:t>
+      </w:r>
+      <w:r>
+        <w:rPr>
+          <w:rFonts w:ascii="Times New Roman" w:hAnsi="Times New Roman" w:cs="Times New Roman"/>
+        </w:rPr>
+        <w:t>o, I can</w:t>
+      </w:r>
+      <w:r>
+        <w:rPr>
+          <w:rFonts w:ascii="Times New Roman" w:hAnsi="Times New Roman" w:cs="Times New Roman"/>
+        </w:rPr>
+        <w:t>’</w:t>
+      </w:r>
+      <w:r>
+        <w:rPr>
+          <w:rFonts w:ascii="Times New Roman" w:hAnsi="Times New Roman" w:cs="Times New Roman"/>
+        </w:rPr>
+        <w:t>t do that</w:t>
+      </w:r>
+      <w:r>
+        <w:rPr>
+          <w:rFonts w:ascii="Times New Roman" w:hAnsi="Times New Roman" w:cs="Times New Roman"/>
+        </w:rPr>
+        <w:t xml:space="preserve">, </w:t>
+      </w:r>
+      <w:r>
+        <w:rPr>
+          <w:rFonts w:ascii="Times New Roman" w:hAnsi="Times New Roman" w:cs="Times New Roman" w:hint="cs"/>
+          <w:rtl/>
+        </w:rPr>
+        <w:t>מִתְיָירֵא</w:t>
+      </w:r>
+      <w:r>
+        <w:rPr>
+          <w:rFonts w:ascii="Times New Roman" w:hAnsi="Times New Roman" w:cs="Times New Roman"/>
+          <w:rtl/>
+        </w:rPr>
+        <w:t xml:space="preserve"> </w:t>
+      </w:r>
+      <w:r>
+        <w:rPr>
+          <w:rFonts w:ascii="Times New Roman" w:hAnsi="Times New Roman" w:cs="Times New Roman" w:hint="cs"/>
+          <w:rtl/>
+        </w:rPr>
+        <w:t>אֲנִי</w:t>
+      </w:r>
+      <w:r>
+        <w:rPr>
+          <w:rFonts w:ascii="Times New Roman" w:hAnsi="Times New Roman" w:cs="Times New Roman"/>
+          <w:rtl/>
+        </w:rPr>
+        <w:t xml:space="preserve"> </w:t>
+      </w:r>
+      <w:r>
+        <w:rPr>
+          <w:rFonts w:ascii="Times New Roman" w:hAnsi="Times New Roman" w:cs="Times New Roman" w:hint="cs"/>
+          <w:rtl/>
+        </w:rPr>
+        <w:t>שֶׁמָּא</w:t>
+      </w:r>
+      <w:r>
+        <w:rPr>
+          <w:rFonts w:ascii="Times New Roman" w:hAnsi="Times New Roman" w:cs="Times New Roman"/>
+          <w:rtl/>
+        </w:rPr>
+        <w:t xml:space="preserve"> </w:t>
+      </w:r>
+      <w:r>
+        <w:rPr>
+          <w:rFonts w:ascii="Times New Roman" w:hAnsi="Times New Roman" w:cs="Times New Roman" w:hint="cs"/>
+          <w:rtl/>
+        </w:rPr>
+        <w:t>יִשְׂרְפוּנִי</w:t>
+      </w:r>
+      <w:r>
+        <w:rPr>
+          <w:rFonts w:ascii="Times New Roman" w:hAnsi="Times New Roman" w:cs="Times New Roman"/>
+          <w:rtl/>
+        </w:rPr>
+        <w:t xml:space="preserve"> </w:t>
+      </w:r>
+      <w:r>
+        <w:rPr>
+          <w:rFonts w:ascii="Times New Roman" w:hAnsi="Times New Roman" w:cs="Times New Roman" w:hint="cs"/>
+          <w:rtl/>
+        </w:rPr>
+        <w:t>בַּהֶבֶל</w:t>
+      </w:r>
+      <w:r>
+        <w:rPr>
+          <w:rFonts w:ascii="Times New Roman" w:hAnsi="Times New Roman" w:cs="Times New Roman"/>
+          <w:rtl/>
+        </w:rPr>
+        <w:t xml:space="preserve"> </w:t>
+      </w:r>
+      <w:r>
+        <w:rPr>
+          <w:rFonts w:ascii="Times New Roman" w:hAnsi="Times New Roman" w:cs="Times New Roman" w:hint="cs"/>
+          <w:rtl/>
+        </w:rPr>
+        <w:t>שֶׁבְּפִיהֶם</w:t>
+      </w:r>
+      <w:r>
+        <w:rPr>
+          <w:rFonts w:ascii="Times New Roman" w:hAnsi="Times New Roman" w:cs="Times New Roman"/>
+        </w:rPr>
+        <w:t xml:space="preserve"> -</w:t>
+      </w:r>
+      <w:r>
+        <w:rPr>
+          <w:rFonts w:ascii="Times New Roman" w:hAnsi="Times New Roman" w:cs="Times New Roman"/>
+        </w:rPr>
+        <w:t xml:space="preserve"> I</w:t>
+      </w:r>
+      <w:r>
+        <w:rPr>
+          <w:rFonts w:ascii="Times New Roman" w:hAnsi="Times New Roman" w:cs="Times New Roman"/>
+        </w:rPr>
+        <w:t>’</w:t>
+      </w:r>
+      <w:r>
+        <w:rPr>
+          <w:rFonts w:ascii="Times New Roman" w:hAnsi="Times New Roman" w:cs="Times New Roman"/>
+        </w:rPr>
+        <w:t>m afraid that they</w:t>
+      </w:r>
+      <w:r>
+        <w:rPr>
+          <w:rFonts w:ascii="Times New Roman" w:hAnsi="Times New Roman" w:cs="Times New Roman"/>
+        </w:rPr>
+        <w:t>’</w:t>
+      </w:r>
+      <w:r>
+        <w:rPr>
+          <w:rFonts w:ascii="Times New Roman" w:hAnsi="Times New Roman" w:cs="Times New Roman"/>
+        </w:rPr>
+        <w:t xml:space="preserve">re going to burn me up with the </w:t>
+      </w:r>
+      <w:r>
+        <w:rPr>
+          <w:rFonts w:ascii="Times New Roman" w:hAnsi="Times New Roman" w:cs="Times New Roman" w:hint="cs"/>
+          <w:rtl/>
+        </w:rPr>
+        <w:t>הבל</w:t>
+      </w:r>
+      <w:r>
+        <w:rPr>
+          <w:rFonts w:ascii="Times New Roman" w:hAnsi="Times New Roman" w:cs="Times New Roman"/>
+          <w:rtl/>
+        </w:rPr>
+        <w:t xml:space="preserve"> </w:t>
+      </w:r>
+      <w:r>
+        <w:rPr>
+          <w:rFonts w:ascii="Times New Roman" w:hAnsi="Times New Roman" w:cs="Times New Roman" w:hint="cs"/>
+          <w:rtl/>
+        </w:rPr>
+        <w:t>שבפיהם</w:t>
+      </w:r>
+      <w:r>
+        <w:rPr>
+          <w:rFonts w:ascii="Times New Roman" w:hAnsi="Times New Roman" w:cs="Times New Roman"/>
+        </w:rPr>
+        <w:t>,</w:t>
+      </w:r>
+      <w:r>
+        <w:rPr>
+          <w:rFonts w:ascii="Times New Roman" w:hAnsi="Times New Roman" w:cs="Times New Roman"/>
+        </w:rPr>
+        <w:t>”</w:t>
+      </w:r>
+      <w:r>
+        <w:rPr>
+          <w:rFonts w:ascii="Times New Roman" w:hAnsi="Times New Roman" w:cs="Times New Roman"/>
+        </w:rPr>
+        <w:t xml:space="preserve"> which means what? </w:t>
       </w:r>
       <w:r>
         <w:rPr>
@@ -2388,229 +3177,20 @@
         <w:rPr>
           <w:rFonts w:ascii="Times New Roman" w:hAnsi="Times New Roman" w:cs="Times New Roman"/>
         </w:rPr>
-        <w:t xml:space="preserve"> who would only </w:t>
-      </w:r>
-      <w:r>
-        <w:rPr>
-          <w:rFonts w:ascii="Times New Roman" w:hAnsi="Times New Roman" w:cs="Times New Roman"/>
-        </w:rPr>
-        <w:t xml:space="preserve">be </w:t>
-      </w:r>
-      <w:r>
-        <w:rPr>
-          <w:rFonts w:ascii="Times New Roman" w:hAnsi="Times New Roman" w:cs="Times New Roman" w:hint="cs"/>
-          <w:rtl/>
-        </w:rPr>
-        <w:t>מקיים</w:t>
-      </w:r>
-      <w:r>
-        <w:rPr>
-          <w:rFonts w:ascii="Times New Roman" w:hAnsi="Times New Roman" w:cs="Times New Roman"/>
-        </w:rPr>
-        <w:t xml:space="preserve"> those parts of the </w:t>
-      </w:r>
-      <w:r>
-        <w:rPr>
-          <w:rFonts w:ascii="Times New Roman" w:hAnsi="Times New Roman" w:cs="Times New Roman"/>
-        </w:rPr>
-        <w:t>Torah</w:t>
-      </w:r>
-      <w:r>
-        <w:rPr>
-          <w:rFonts w:ascii="Times New Roman" w:hAnsi="Times New Roman" w:cs="Times New Roman"/>
-        </w:rPr>
-        <w:t xml:space="preserve"> that </w:t>
-      </w:r>
-      <w:r>
-        <w:rPr>
-          <w:rFonts w:ascii="Times New Roman" w:hAnsi="Times New Roman" w:cs="Times New Roman"/>
-        </w:rPr>
-        <w:t>they are able</w:t>
-      </w:r>
-      <w:r>
-        <w:rPr>
-          <w:rFonts w:ascii="Times New Roman" w:hAnsi="Times New Roman" w:cs="Times New Roman"/>
-        </w:rPr>
-        <w:t xml:space="preserve"> </w:t>
-      </w:r>
-      <w:r>
-        <w:rPr>
-          <w:rFonts w:ascii="Times New Roman" w:hAnsi="Times New Roman" w:cs="Times New Roman"/>
-        </w:rPr>
-        <w:t xml:space="preserve">to, but they would do so </w:t>
-      </w:r>
-      <w:r>
-        <w:rPr>
-          <w:rFonts w:ascii="Times New Roman" w:hAnsi="Times New Roman" w:cs="Times New Roman"/>
-        </w:rPr>
-        <w:t>perfectly</w:t>
-      </w:r>
-      <w:r>
-        <w:rPr>
-          <w:rFonts w:ascii="Times New Roman" w:hAnsi="Times New Roman" w:cs="Times New Roman"/>
-        </w:rPr>
-        <w:t>,</w:t>
-      </w:r>
-      <w:r>
-        <w:rPr>
-          <w:rFonts w:ascii="Times New Roman" w:hAnsi="Times New Roman" w:cs="Times New Roman"/>
-        </w:rPr>
-        <w:t xml:space="preserve"> </w:t>
-      </w:r>
-      <w:r>
-        <w:rPr>
-          <w:rFonts w:ascii="Times New Roman" w:hAnsi="Times New Roman" w:cs="Times New Roman"/>
-        </w:rPr>
-        <w:t xml:space="preserve">or it </w:t>
-      </w:r>
-      <w:r>
-        <w:rPr>
-          <w:rFonts w:ascii="Times New Roman" w:hAnsi="Times New Roman" w:cs="Times New Roman"/>
-        </w:rPr>
-        <w:t>could</w:t>
-      </w:r>
-      <w:r>
-        <w:rPr>
-          <w:rFonts w:ascii="Times New Roman" w:hAnsi="Times New Roman" w:cs="Times New Roman"/>
-        </w:rPr>
-        <w:t xml:space="preserve"> be given to people, who </w:t>
-      </w:r>
-      <w:r>
-        <w:rPr>
-          <w:rFonts w:ascii="Times New Roman" w:hAnsi="Times New Roman" w:cs="Times New Roman"/>
-        </w:rPr>
-        <w:t>would</w:t>
-      </w:r>
-      <w:r>
-        <w:rPr>
-          <w:rFonts w:ascii="Times New Roman" w:hAnsi="Times New Roman" w:cs="Times New Roman"/>
-        </w:rPr>
-        <w:t xml:space="preserve"> fulfill it to the best of their imperfect abilities.</w:t>
-      </w:r>
-      <w:r>
-        <w:rPr>
-          <w:rFonts w:ascii="Times New Roman" w:hAnsi="Times New Roman" w:cs="Times New Roman"/>
-        </w:rPr>
-        <w:t xml:space="preserve"> </w:t>
-      </w:r>
-      <w:r>
-        <w:rPr>
-          <w:rFonts w:ascii="Times New Roman" w:hAnsi="Times New Roman" w:cs="Times New Roman"/>
-        </w:rPr>
-        <w:t>No person can keep</w:t>
-      </w:r>
-      <w:r>
-        <w:rPr>
-          <w:rFonts w:ascii="Times New Roman" w:hAnsi="Times New Roman" w:cs="Times New Roman"/>
-        </w:rPr>
-        <w:t xml:space="preserve"> the entire </w:t>
-      </w:r>
-      <w:r>
-        <w:rPr>
-          <w:rFonts w:ascii="Times New Roman" w:hAnsi="Times New Roman" w:cs="Times New Roman"/>
-        </w:rPr>
-        <w:t>Torah</w:t>
-      </w:r>
-      <w:r>
-        <w:rPr>
-          <w:rFonts w:ascii="Times New Roman" w:hAnsi="Times New Roman" w:cs="Times New Roman"/>
-        </w:rPr>
-        <w:t xml:space="preserve">. And we know that we often fail in fulfilling the </w:t>
-      </w:r>
-      <w:r>
-        <w:rPr>
-          <w:rFonts w:ascii="Times New Roman" w:hAnsi="Times New Roman" w:cs="Times New Roman" w:hint="cs"/>
-          <w:rtl/>
-        </w:rPr>
-        <w:t>מצו</w:t>
-      </w:r>
-      <w:r>
-        <w:rPr>
-          <w:rFonts w:ascii="Times New Roman" w:hAnsi="Times New Roman" w:cs="Times New Roman" w:hint="cs"/>
-          <w:rtl/>
-        </w:rPr>
-        <w:t>ו</w:t>
-      </w:r>
-      <w:r>
-        <w:rPr>
-          <w:rFonts w:ascii="Times New Roman" w:hAnsi="Times New Roman" w:cs="Times New Roman" w:hint="cs"/>
-          <w:rtl/>
-        </w:rPr>
-        <w:t>ת</w:t>
-      </w:r>
-      <w:r>
-        <w:rPr>
-          <w:rFonts w:ascii="Times New Roman" w:hAnsi="Times New Roman" w:cs="Times New Roman"/>
-        </w:rPr>
-        <w:t xml:space="preserve"> of both </w:t>
-      </w:r>
-      <w:r>
-        <w:rPr>
-          <w:rFonts w:ascii="Times New Roman" w:hAnsi="Times New Roman" w:cs="Times New Roman" w:hint="cs"/>
-          <w:rtl/>
-        </w:rPr>
-        <w:t>תורה</w:t>
-      </w:r>
-      <w:r>
-        <w:rPr>
-          <w:rFonts w:ascii="Times New Roman" w:hAnsi="Times New Roman" w:cs="Times New Roman"/>
-          <w:rtl/>
-        </w:rPr>
-        <w:t xml:space="preserve"> </w:t>
-      </w:r>
-      <w:r>
-        <w:rPr>
-          <w:rFonts w:ascii="Times New Roman" w:hAnsi="Times New Roman" w:cs="Times New Roman" w:hint="cs"/>
-          <w:rtl/>
-        </w:rPr>
-        <w:t>שבכתב</w:t>
-      </w:r>
-      <w:r>
-        <w:rPr>
-          <w:rFonts w:ascii="Times New Roman" w:hAnsi="Times New Roman" w:cs="Times New Roman"/>
-        </w:rPr>
-        <w:t xml:space="preserve"> and </w:t>
-      </w:r>
-      <w:r>
-        <w:rPr>
-          <w:rFonts w:ascii="Times New Roman" w:hAnsi="Times New Roman" w:cs="Times New Roman" w:hint="cs"/>
-          <w:rtl/>
-        </w:rPr>
-        <w:t>תורה</w:t>
-      </w:r>
-      <w:r>
-        <w:rPr>
-          <w:rFonts w:ascii="Times New Roman" w:hAnsi="Times New Roman" w:cs="Times New Roman"/>
-          <w:rtl/>
-        </w:rPr>
-        <w:t xml:space="preserve"> </w:t>
-      </w:r>
-      <w:r>
-        <w:rPr>
-          <w:rFonts w:ascii="Times New Roman" w:hAnsi="Times New Roman" w:cs="Times New Roman" w:hint="cs"/>
-          <w:rtl/>
-        </w:rPr>
-        <w:t>שבעל</w:t>
-      </w:r>
-      <w:r>
-        <w:rPr>
-          <w:rFonts w:ascii="Times New Roman" w:hAnsi="Times New Roman" w:cs="Times New Roman"/>
-          <w:rtl/>
-        </w:rPr>
-        <w:t xml:space="preserve"> </w:t>
-      </w:r>
-      <w:r>
-        <w:rPr>
-          <w:rFonts w:ascii="Times New Roman" w:hAnsi="Times New Roman" w:cs="Times New Roman" w:hint="cs"/>
-          <w:rtl/>
-        </w:rPr>
-        <w:t>פה</w:t>
-      </w:r>
-      <w:r>
-        <w:rPr>
-          <w:rFonts w:ascii="Times New Roman" w:hAnsi="Times New Roman" w:cs="Times New Roman"/>
-        </w:rPr>
-        <w:t>. A person</w:t>
+        <w:t xml:space="preserve"> are on a higher </w:t>
+      </w:r>
+      <w:r>
+        <w:rPr>
+          <w:rFonts w:ascii="Times New Roman" w:hAnsi="Times New Roman" w:cs="Times New Roman" w:hint="cs"/>
+          <w:rtl/>
+        </w:rPr>
+        <w:t>מדרגה</w:t>
+      </w:r>
+      <w:r>
+        <w:rPr>
+          <w:rFonts w:ascii="Times New Roman" w:hAnsi="Times New Roman" w:cs="Times New Roman"/>
+        </w:rPr>
+        <w:t>. They don</w:t>
       </w:r>
       <w:r>
         <w:rPr>
@@ -2622,20 +3202,7 @@
         <w:rPr>
           <w:rFonts w:ascii="Times New Roman" w:hAnsi="Times New Roman" w:cs="Times New Roman"/>
         </w:rPr>
-        <w:t xml:space="preserve">s </w:t>
-      </w:r>
-      <w:r>
-        <w:rPr>
-          <w:rFonts w:ascii="Times New Roman" w:hAnsi="Times New Roman" w:cs="Times New Roman" w:hint="cs"/>
-          <w:rtl/>
-        </w:rPr>
-        <w:t>נטיה</w:t>
-      </w:r>
-      <w:r>
-        <w:rPr>
-          <w:rFonts w:ascii="Times New Roman" w:hAnsi="Times New Roman" w:cs="Times New Roman"/>
-        </w:rPr>
-        <w:t xml:space="preserve"> is to do </w:t>
+        <w:t xml:space="preserve">t have any </w:t>
       </w:r>
       <w:r>
         <w:rPr>
@@ -2648,484 +3215,19 @@
         <w:rPr>
           <w:rFonts w:ascii="Times New Roman" w:hAnsi="Times New Roman" w:cs="Times New Roman"/>
         </w:rPr>
-        <w:t xml:space="preserve"> and not to keep the </w:t>
-      </w:r>
-      <w:r>
-        <w:rPr>
-          <w:rFonts w:ascii="Times New Roman" w:hAnsi="Times New Roman" w:cs="Times New Roman"/>
-        </w:rPr>
-        <w:t>Torah</w:t>
-      </w:r>
-      <w:r>
-        <w:rPr>
-          <w:rFonts w:ascii="Times New Roman" w:hAnsi="Times New Roman" w:cs="Times New Roman"/>
-        </w:rPr>
-        <w:t>.</w:t>
-      </w:r>
-      <w:r>
-        <w:rPr>
-          <w:rFonts w:ascii="Times New Roman" w:hAnsi="Times New Roman" w:cs="Times New Roman"/>
-        </w:rPr>
-        <w:t xml:space="preserve"> So when </w:t>
-      </w:r>
-      <w:r>
-        <w:rPr>
-          <w:rFonts w:ascii="Times New Roman" w:hAnsi="Times New Roman" w:cs="Times New Roman" w:hint="cs"/>
-          <w:rtl/>
-        </w:rPr>
-        <w:t>הקדוש</w:t>
-      </w:r>
-      <w:r>
-        <w:rPr>
-          <w:rFonts w:ascii="Times New Roman" w:hAnsi="Times New Roman" w:cs="Times New Roman"/>
-          <w:rtl/>
-        </w:rPr>
-        <w:t xml:space="preserve"> </w:t>
-      </w:r>
-      <w:r>
-        <w:rPr>
-          <w:rFonts w:ascii="Times New Roman" w:hAnsi="Times New Roman" w:cs="Times New Roman" w:hint="cs"/>
-          <w:rtl/>
-        </w:rPr>
-        <w:t>ברוך</w:t>
-      </w:r>
-      <w:r>
-        <w:rPr>
-          <w:rFonts w:ascii="Times New Roman" w:hAnsi="Times New Roman" w:cs="Times New Roman"/>
-          <w:rtl/>
-        </w:rPr>
-        <w:t xml:space="preserve"> </w:t>
-      </w:r>
-      <w:r>
-        <w:rPr>
-          <w:rFonts w:ascii="Times New Roman" w:hAnsi="Times New Roman" w:cs="Times New Roman" w:hint="cs"/>
-          <w:rtl/>
-        </w:rPr>
-        <w:t>הוא</w:t>
-      </w:r>
-      <w:r>
-        <w:rPr>
-          <w:rFonts w:ascii="Times New Roman" w:hAnsi="Times New Roman" w:cs="Times New Roman"/>
-        </w:rPr>
-        <w:t xml:space="preserve"> said to</w:t>
-      </w:r>
-      <w:r>
-        <w:rPr>
-          <w:rFonts w:ascii="Times New Roman" w:hAnsi="Times New Roman" w:cs="Times New Roman"/>
-        </w:rPr>
-        <w:t xml:space="preserve"> Moshe</w:t>
-      </w:r>
-      <w:r>
-        <w:rPr>
-          <w:rFonts w:ascii="Times New Roman" w:hAnsi="Times New Roman" w:cs="Times New Roman"/>
-        </w:rPr>
-        <w:t xml:space="preserve"> </w:t>
-      </w:r>
-      <w:r>
-        <w:rPr>
-          <w:rFonts w:ascii="Times New Roman" w:hAnsi="Times New Roman" w:cs="Times New Roman" w:hint="cs"/>
-          <w:rtl/>
-        </w:rPr>
-        <w:t>הַחְזֵיר</w:t>
-      </w:r>
-      <w:r>
-        <w:rPr>
-          <w:rFonts w:ascii="Times New Roman" w:hAnsi="Times New Roman" w:cs="Times New Roman"/>
-          <w:rtl/>
-        </w:rPr>
-        <w:t xml:space="preserve"> </w:t>
-      </w:r>
-      <w:r>
-        <w:rPr>
-          <w:rFonts w:ascii="Times New Roman" w:hAnsi="Times New Roman" w:cs="Times New Roman" w:hint="cs"/>
-          <w:rtl/>
-        </w:rPr>
-        <w:t>לָהֶן</w:t>
-      </w:r>
-      <w:r>
-        <w:rPr>
-          <w:rFonts w:ascii="Times New Roman" w:hAnsi="Times New Roman" w:cs="Times New Roman"/>
-          <w:rtl/>
-        </w:rPr>
-        <w:t xml:space="preserve"> </w:t>
-      </w:r>
-      <w:r>
-        <w:rPr>
-          <w:rFonts w:ascii="Times New Roman" w:hAnsi="Times New Roman" w:cs="Times New Roman" w:hint="cs"/>
-          <w:rtl/>
-        </w:rPr>
-        <w:t>תְּשׁוּבָה</w:t>
-      </w:r>
-      <w:r>
-        <w:rPr>
-          <w:rFonts w:ascii="Times New Roman" w:hAnsi="Times New Roman" w:cs="Times New Roman"/>
-        </w:rPr>
-        <w:t xml:space="preserve"> -</w:t>
-      </w:r>
-      <w:r>
-        <w:rPr>
-          <w:rFonts w:ascii="Times New Roman" w:hAnsi="Times New Roman" w:cs="Times New Roman"/>
-        </w:rPr>
-        <w:t xml:space="preserve"> give them an answer</w:t>
-      </w:r>
-      <w:r>
-        <w:rPr>
-          <w:rFonts w:ascii="Times New Roman" w:hAnsi="Times New Roman" w:cs="Times New Roman"/>
-        </w:rPr>
-        <w:t>,</w:t>
-      </w:r>
-      <w:r>
-        <w:rPr>
-          <w:rFonts w:ascii="Times New Roman" w:hAnsi="Times New Roman" w:cs="Times New Roman"/>
-        </w:rPr>
-        <w:t xml:space="preserve"> </w:t>
-      </w:r>
-      <w:r>
-        <w:rPr>
-          <w:rFonts w:ascii="Times New Roman" w:hAnsi="Times New Roman" w:cs="Times New Roman"/>
-        </w:rPr>
-        <w:t>t</w:t>
-      </w:r>
-      <w:r>
-        <w:rPr>
-          <w:rFonts w:ascii="Times New Roman" w:hAnsi="Times New Roman" w:cs="Times New Roman"/>
-        </w:rPr>
-        <w:t xml:space="preserve">he word </w:t>
-      </w:r>
-      <w:r>
-        <w:rPr>
-          <w:rFonts w:ascii="Times New Roman" w:hAnsi="Times New Roman" w:cs="Times New Roman" w:hint="cs"/>
-          <w:rtl/>
-        </w:rPr>
-        <w:t>תשובה</w:t>
-      </w:r>
-      <w:r>
-        <w:rPr>
-          <w:rFonts w:ascii="Times New Roman" w:hAnsi="Times New Roman" w:cs="Times New Roman"/>
-        </w:rPr>
-        <w:t xml:space="preserve"> not only means give them an answer, but give the </w:t>
-      </w:r>
-      <w:r>
-        <w:rPr>
-          <w:rFonts w:ascii="Times New Roman" w:hAnsi="Times New Roman" w:cs="Times New Roman" w:hint="cs"/>
-          <w:rtl/>
-        </w:rPr>
-        <w:t>מלאכים</w:t>
-      </w:r>
-      <w:r>
-        <w:rPr>
-          <w:rFonts w:ascii="Times New Roman" w:hAnsi="Times New Roman" w:cs="Times New Roman"/>
-        </w:rPr>
-        <w:t xml:space="preserve"> the </w:t>
-      </w:r>
-      <w:r>
-        <w:rPr>
-          <w:rFonts w:ascii="Times New Roman" w:hAnsi="Times New Roman" w:cs="Times New Roman" w:hint="cs"/>
-          <w:rtl/>
-        </w:rPr>
-        <w:t>תירוץ</w:t>
-      </w:r>
-      <w:r>
-        <w:rPr>
-          <w:rFonts w:ascii="Times New Roman" w:hAnsi="Times New Roman" w:cs="Times New Roman"/>
-        </w:rPr>
-        <w:t xml:space="preserve"> that we can utilize</w:t>
-      </w:r>
-      <w:r>
-        <w:rPr>
-          <w:rFonts w:ascii="Times New Roman" w:hAnsi="Times New Roman" w:cs="Times New Roman"/>
-        </w:rPr>
-        <w:t xml:space="preserve"> </w:t>
-      </w:r>
-      <w:r>
-        <w:rPr>
-          <w:rFonts w:ascii="Times New Roman" w:hAnsi="Times New Roman" w:cs="Times New Roman" w:hint="cs"/>
-          <w:rtl/>
-        </w:rPr>
-        <w:t>תשובה</w:t>
-      </w:r>
-      <w:r>
-        <w:rPr>
-          <w:rFonts w:ascii="Times New Roman" w:hAnsi="Times New Roman" w:cs="Times New Roman"/>
-        </w:rPr>
-        <w:t xml:space="preserve"> to defeat the </w:t>
-      </w:r>
-      <w:r>
-        <w:rPr>
-          <w:rFonts w:ascii="Times New Roman" w:hAnsi="Times New Roman" w:cs="Times New Roman" w:hint="cs"/>
-          <w:rtl/>
-        </w:rPr>
-        <w:t>מלאכים</w:t>
-      </w:r>
-      <w:r>
-        <w:rPr>
-          <w:rFonts w:ascii="Times New Roman" w:hAnsi="Times New Roman" w:cs="Times New Roman"/>
-        </w:rPr>
-        <w:t xml:space="preserve"> in their </w:t>
-      </w:r>
-      <w:r>
-        <w:rPr>
-          <w:rFonts w:ascii="Times New Roman" w:hAnsi="Times New Roman" w:cs="Times New Roman" w:hint="cs"/>
-          <w:rtl/>
-        </w:rPr>
-        <w:t>טענה</w:t>
-      </w:r>
-      <w:r>
-        <w:rPr>
-          <w:rFonts w:ascii="Times New Roman" w:hAnsi="Times New Roman" w:cs="Times New Roman"/>
-        </w:rPr>
-        <w:t xml:space="preserve">. The ability to do </w:t>
-      </w:r>
-      <w:r>
-        <w:rPr>
-          <w:rFonts w:ascii="Times New Roman" w:hAnsi="Times New Roman" w:cs="Times New Roman" w:hint="cs"/>
-          <w:rtl/>
-        </w:rPr>
-        <w:t>תשובה</w:t>
-      </w:r>
-      <w:r>
-        <w:rPr>
-          <w:rFonts w:ascii="Times New Roman" w:hAnsi="Times New Roman" w:cs="Times New Roman"/>
-        </w:rPr>
-        <w:t xml:space="preserve"> allows us </w:t>
-      </w:r>
-      <w:r>
-        <w:rPr>
-          <w:rFonts w:ascii="Times New Roman" w:hAnsi="Times New Roman" w:cs="Times New Roman"/>
-        </w:rPr>
-        <w:t xml:space="preserve">to be </w:t>
-      </w:r>
-      <w:r>
-        <w:rPr>
-          <w:rFonts w:ascii="Times New Roman" w:hAnsi="Times New Roman" w:cs="Times New Roman" w:hint="cs"/>
-          <w:rtl/>
-        </w:rPr>
-        <w:t>מכפר</w:t>
-      </w:r>
-      <w:r>
-        <w:rPr>
-          <w:rFonts w:ascii="Times New Roman" w:hAnsi="Times New Roman" w:cs="Times New Roman"/>
-        </w:rPr>
-        <w:t xml:space="preserve"> on all of our </w:t>
-      </w:r>
-      <w:r>
-        <w:rPr>
-          <w:rFonts w:ascii="Times New Roman" w:hAnsi="Times New Roman" w:cs="Times New Roman" w:hint="cs"/>
-          <w:rtl/>
-        </w:rPr>
-        <w:t>עבירות</w:t>
-      </w:r>
-      <w:r>
-        <w:rPr>
-          <w:rFonts w:ascii="Times New Roman" w:hAnsi="Times New Roman" w:cs="Times New Roman"/>
-        </w:rPr>
-        <w:t xml:space="preserve">, </w:t>
-      </w:r>
-      <w:r>
-        <w:rPr>
-          <w:rFonts w:ascii="Times New Roman" w:hAnsi="Times New Roman" w:cs="Times New Roman"/>
-        </w:rPr>
-        <w:t>and</w:t>
-      </w:r>
-      <w:r>
-        <w:rPr>
-          <w:rFonts w:ascii="Times New Roman" w:hAnsi="Times New Roman" w:cs="Times New Roman"/>
-        </w:rPr>
-        <w:t xml:space="preserve"> a person can </w:t>
-      </w:r>
-      <w:r>
-        <w:rPr>
-          <w:rFonts w:ascii="Times New Roman" w:hAnsi="Times New Roman" w:cs="Times New Roman"/>
-        </w:rPr>
-        <w:t>be considered as if he kept</w:t>
-      </w:r>
-      <w:r>
-        <w:rPr>
-          <w:rFonts w:ascii="Times New Roman" w:hAnsi="Times New Roman" w:cs="Times New Roman"/>
-        </w:rPr>
-        <w:t xml:space="preserve"> the </w:t>
-      </w:r>
-      <w:r>
-        <w:rPr>
-          <w:rFonts w:ascii="Times New Roman" w:hAnsi="Times New Roman" w:cs="Times New Roman"/>
-        </w:rPr>
-        <w:t>Torah</w:t>
-      </w:r>
-      <w:r>
-        <w:rPr>
-          <w:rFonts w:ascii="Times New Roman" w:hAnsi="Times New Roman" w:cs="Times New Roman"/>
-        </w:rPr>
-        <w:t xml:space="preserve"> with perfection. But </w:t>
-      </w:r>
-      <w:r>
-        <w:rPr>
-          <w:rFonts w:ascii="Times New Roman" w:hAnsi="Times New Roman" w:cs="Times New Roman" w:hint="cs"/>
-          <w:rtl/>
-        </w:rPr>
-        <w:t>משה</w:t>
-      </w:r>
-      <w:r>
-        <w:rPr>
-          <w:rFonts w:ascii="Times New Roman" w:hAnsi="Times New Roman" w:cs="Times New Roman"/>
-          <w:rtl/>
-        </w:rPr>
-        <w:t xml:space="preserve"> </w:t>
-      </w:r>
-      <w:r>
-        <w:rPr>
-          <w:rFonts w:ascii="Times New Roman" w:hAnsi="Times New Roman" w:cs="Times New Roman" w:hint="cs"/>
-          <w:rtl/>
-        </w:rPr>
-        <w:t>רבינו</w:t>
-      </w:r>
-      <w:r>
-        <w:rPr>
-          <w:rFonts w:ascii="Times New Roman" w:hAnsi="Times New Roman" w:cs="Times New Roman"/>
-        </w:rPr>
-        <w:t xml:space="preserve"> said, </w:t>
-      </w:r>
-      <w:r>
-        <w:rPr>
-          <w:rFonts w:ascii="Times New Roman" w:hAnsi="Times New Roman" w:cs="Times New Roman"/>
-        </w:rPr>
-        <w:t>“N</w:t>
-      </w:r>
-      <w:r>
-        <w:rPr>
-          <w:rFonts w:ascii="Times New Roman" w:hAnsi="Times New Roman" w:cs="Times New Roman"/>
-        </w:rPr>
-        <w:t>o, I can</w:t>
-      </w:r>
-      <w:r>
-        <w:rPr>
-          <w:rFonts w:ascii="Times New Roman" w:hAnsi="Times New Roman" w:cs="Times New Roman"/>
-        </w:rPr>
-        <w:t>’</w:t>
-      </w:r>
-      <w:r>
-        <w:rPr>
-          <w:rFonts w:ascii="Times New Roman" w:hAnsi="Times New Roman" w:cs="Times New Roman"/>
-        </w:rPr>
-        <w:t>t do that</w:t>
-      </w:r>
-      <w:r>
-        <w:rPr>
-          <w:rFonts w:ascii="Times New Roman" w:hAnsi="Times New Roman" w:cs="Times New Roman"/>
-        </w:rPr>
-        <w:t xml:space="preserve">, </w:t>
-      </w:r>
-      <w:r>
-        <w:rPr>
-          <w:rFonts w:ascii="Times New Roman" w:hAnsi="Times New Roman" w:cs="Times New Roman" w:hint="cs"/>
-          <w:rtl/>
-        </w:rPr>
-        <w:t>מִתְיָירֵא</w:t>
-      </w:r>
-      <w:r>
-        <w:rPr>
-          <w:rFonts w:ascii="Times New Roman" w:hAnsi="Times New Roman" w:cs="Times New Roman"/>
-          <w:rtl/>
-        </w:rPr>
-        <w:t xml:space="preserve"> </w:t>
-      </w:r>
-      <w:r>
-        <w:rPr>
-          <w:rFonts w:ascii="Times New Roman" w:hAnsi="Times New Roman" w:cs="Times New Roman" w:hint="cs"/>
-          <w:rtl/>
-        </w:rPr>
-        <w:t>אֲנִי</w:t>
-      </w:r>
-      <w:r>
-        <w:rPr>
-          <w:rFonts w:ascii="Times New Roman" w:hAnsi="Times New Roman" w:cs="Times New Roman"/>
-          <w:rtl/>
-        </w:rPr>
-        <w:t xml:space="preserve"> </w:t>
-      </w:r>
-      <w:r>
-        <w:rPr>
-          <w:rFonts w:ascii="Times New Roman" w:hAnsi="Times New Roman" w:cs="Times New Roman" w:hint="cs"/>
-          <w:rtl/>
-        </w:rPr>
-        <w:t>שֶׁמָּא</w:t>
-      </w:r>
-      <w:r>
-        <w:rPr>
-          <w:rFonts w:ascii="Times New Roman" w:hAnsi="Times New Roman" w:cs="Times New Roman"/>
-          <w:rtl/>
-        </w:rPr>
-        <w:t xml:space="preserve"> </w:t>
-      </w:r>
-      <w:r>
-        <w:rPr>
-          <w:rFonts w:ascii="Times New Roman" w:hAnsi="Times New Roman" w:cs="Times New Roman" w:hint="cs"/>
-          <w:rtl/>
-        </w:rPr>
-        <w:t>יִשְׂרְפוּנִי</w:t>
-      </w:r>
-      <w:r>
-        <w:rPr>
-          <w:rFonts w:ascii="Times New Roman" w:hAnsi="Times New Roman" w:cs="Times New Roman"/>
-          <w:rtl/>
-        </w:rPr>
-        <w:t xml:space="preserve"> </w:t>
-      </w:r>
-      <w:r>
-        <w:rPr>
-          <w:rFonts w:ascii="Times New Roman" w:hAnsi="Times New Roman" w:cs="Times New Roman" w:hint="cs"/>
-          <w:rtl/>
-        </w:rPr>
-        <w:t>בַּהֶבֶל</w:t>
-      </w:r>
-      <w:r>
-        <w:rPr>
-          <w:rFonts w:ascii="Times New Roman" w:hAnsi="Times New Roman" w:cs="Times New Roman"/>
-          <w:rtl/>
-        </w:rPr>
-        <w:t xml:space="preserve"> </w:t>
-      </w:r>
-      <w:r>
-        <w:rPr>
-          <w:rFonts w:ascii="Times New Roman" w:hAnsi="Times New Roman" w:cs="Times New Roman" w:hint="cs"/>
-          <w:rtl/>
-        </w:rPr>
-        <w:t>שֶׁבְּפִיהֶם</w:t>
-      </w:r>
-      <w:r>
-        <w:rPr>
-          <w:rFonts w:ascii="Times New Roman" w:hAnsi="Times New Roman" w:cs="Times New Roman"/>
-        </w:rPr>
-        <w:t xml:space="preserve"> -</w:t>
-      </w:r>
-      <w:r>
-        <w:rPr>
-          <w:rFonts w:ascii="Times New Roman" w:hAnsi="Times New Roman" w:cs="Times New Roman"/>
-        </w:rPr>
-        <w:t xml:space="preserve"> I</w:t>
-      </w:r>
-      <w:r>
-        <w:rPr>
-          <w:rFonts w:ascii="Times New Roman" w:hAnsi="Times New Roman" w:cs="Times New Roman"/>
-        </w:rPr>
-        <w:t>’</w:t>
-      </w:r>
-      <w:r>
-        <w:rPr>
-          <w:rFonts w:ascii="Times New Roman" w:hAnsi="Times New Roman" w:cs="Times New Roman"/>
-        </w:rPr>
-        <w:t>m afraid that they</w:t>
-      </w:r>
-      <w:r>
-        <w:rPr>
-          <w:rFonts w:ascii="Times New Roman" w:hAnsi="Times New Roman" w:cs="Times New Roman"/>
-        </w:rPr>
-        <w:t>’</w:t>
-      </w:r>
-      <w:r>
-        <w:rPr>
-          <w:rFonts w:ascii="Times New Roman" w:hAnsi="Times New Roman" w:cs="Times New Roman"/>
-        </w:rPr>
-        <w:t xml:space="preserve">re going to burn me up with the </w:t>
+        <w:t xml:space="preserve">. </w:t>
+      </w:r>
+      <w:r>
+        <w:rPr>
+          <w:rFonts w:ascii="Times New Roman" w:hAnsi="Times New Roman" w:cs="Times New Roman"/>
+        </w:rPr>
+        <w:t>T</w:t>
+      </w:r>
+      <w:r>
+        <w:rPr>
+          <w:rFonts w:ascii="Times New Roman" w:hAnsi="Times New Roman" w:cs="Times New Roman"/>
+        </w:rPr>
+        <w:t xml:space="preserve">hat is the </w:t>
       </w:r>
       <w:r>
         <w:rPr>
@@ -3152,108 +3254,6 @@
         <w:rPr>
           <w:rFonts w:ascii="Times New Roman" w:hAnsi="Times New Roman" w:cs="Times New Roman"/>
         </w:rPr>
-        <w:t>,</w:t>
-      </w:r>
-      <w:r>
-        <w:rPr>
-          <w:rFonts w:ascii="Times New Roman" w:hAnsi="Times New Roman" w:cs="Times New Roman"/>
-        </w:rPr>
-        <w:t>”</w:t>
-      </w:r>
-      <w:r>
-        <w:rPr>
-          <w:rFonts w:ascii="Times New Roman" w:hAnsi="Times New Roman" w:cs="Times New Roman"/>
-        </w:rPr>
-        <w:t xml:space="preserve"> which means what? </w:t>
-      </w:r>
-      <w:r>
-        <w:rPr>
-          <w:rFonts w:ascii="Times New Roman" w:hAnsi="Times New Roman" w:cs="Times New Roman" w:hint="cs"/>
-          <w:rtl/>
-        </w:rPr>
-        <w:t>מלאכים</w:t>
-      </w:r>
-      <w:r>
-        <w:rPr>
-          <w:rFonts w:ascii="Times New Roman" w:hAnsi="Times New Roman" w:cs="Times New Roman"/>
-        </w:rPr>
-        <w:t xml:space="preserve"> are on a higher </w:t>
-      </w:r>
-      <w:r>
-        <w:rPr>
-          <w:rFonts w:ascii="Times New Roman" w:hAnsi="Times New Roman" w:cs="Times New Roman" w:hint="cs"/>
-          <w:rtl/>
-        </w:rPr>
-        <w:t>מדרגה</w:t>
-      </w:r>
-      <w:r>
-        <w:rPr>
-          <w:rFonts w:ascii="Times New Roman" w:hAnsi="Times New Roman" w:cs="Times New Roman"/>
-        </w:rPr>
-        <w:t>. They don</w:t>
-      </w:r>
-      <w:r>
-        <w:rPr>
-          <w:rFonts w:ascii="Times New Roman" w:hAnsi="Times New Roman" w:cs="Times New Roman"/>
-        </w:rPr>
-        <w:t>’</w:t>
-      </w:r>
-      <w:r>
-        <w:rPr>
-          <w:rFonts w:ascii="Times New Roman" w:hAnsi="Times New Roman" w:cs="Times New Roman"/>
-        </w:rPr>
-        <w:t xml:space="preserve">t have any </w:t>
-      </w:r>
-      <w:r>
-        <w:rPr>
-          <w:rFonts w:ascii="Times New Roman" w:hAnsi="Times New Roman" w:cs="Times New Roman" w:hint="cs"/>
-          <w:rtl/>
-        </w:rPr>
-        <w:t>עבירות</w:t>
-      </w:r>
-      <w:r>
-        <w:rPr>
-          <w:rFonts w:ascii="Times New Roman" w:hAnsi="Times New Roman" w:cs="Times New Roman"/>
-        </w:rPr>
-        <w:t xml:space="preserve">. </w:t>
-      </w:r>
-      <w:r>
-        <w:rPr>
-          <w:rFonts w:ascii="Times New Roman" w:hAnsi="Times New Roman" w:cs="Times New Roman"/>
-        </w:rPr>
-        <w:t>T</w:t>
-      </w:r>
-      <w:r>
-        <w:rPr>
-          <w:rFonts w:ascii="Times New Roman" w:hAnsi="Times New Roman" w:cs="Times New Roman"/>
-        </w:rPr>
-        <w:t xml:space="preserve">hat is the </w:t>
-      </w:r>
-      <w:r>
-        <w:rPr>
-          <w:rFonts w:ascii="Times New Roman" w:hAnsi="Times New Roman" w:cs="Times New Roman" w:hint="cs"/>
-          <w:rtl/>
-        </w:rPr>
-        <w:t>הבל</w:t>
-      </w:r>
-      <w:r>
-        <w:rPr>
-          <w:rFonts w:ascii="Times New Roman" w:hAnsi="Times New Roman" w:cs="Times New Roman"/>
-          <w:rtl/>
-        </w:rPr>
-        <w:t xml:space="preserve"> </w:t>
-      </w:r>
-      <w:r>
-        <w:rPr>
-          <w:rFonts w:ascii="Times New Roman" w:hAnsi="Times New Roman" w:cs="Times New Roman" w:hint="cs"/>
-          <w:rtl/>
-        </w:rPr>
-        <w:t>שבפיהם</w:t>
-      </w:r>
-      <w:r>
-        <w:rPr>
-          <w:rFonts w:ascii="Times New Roman" w:hAnsi="Times New Roman" w:cs="Times New Roman"/>
-        </w:rPr>
         <w:t xml:space="preserve">, their </w:t>
       </w:r>
       <w:r>
@@ -3274,7 +3274,7 @@
           <w:rFonts w:ascii="Times New Roman" w:hAnsi="Times New Roman" w:cs="Times New Roman" w:hint="cs"/>
           <w:rtl/>
         </w:rPr>
-        <w:t>רוחניות</w:t>
+        <w:t xml:space="preserve">רוחניות </w:t>
       </w:r>
       <w:r>
         <w:rPr>
@@ -4186,7 +4186,7 @@
           <w:rFonts w:ascii="Times New Roman" w:hAnsi="Times New Roman" w:cs="Times New Roman"/>
           <w:rtl/>
         </w:rPr>
-        <w:t>"</w:t>
+        <w:t>״</w:t>
       </w:r>
       <w:r>
         <w:rPr>
@@ -4456,7 +4456,7 @@
           <w:rFonts w:ascii="Times New Roman" w:hAnsi="Times New Roman" w:cs="Times New Roman"/>
           <w:rtl/>
         </w:rPr>
-        <w:t> </w:t>
+        <w:t xml:space="preserve"> </w:t>
       </w:r>
       <w:r>
         <w:rPr>
@@ -4863,7 +4863,7 @@
         <w:rPr>
           <w:rFonts w:ascii="Times New Roman" w:hAnsi="Times New Roman" w:cs="Times New Roman"/>
         </w:rPr>
-        <w:t>t</w:t>
+        <w:t xml:space="preserve">t </w:t>
       </w:r>
       <w:r>
         <w:rPr>
